--- a/docs/dokumentacja_do125148.docx
+++ b/docs/dokumentacja_do125148.docx
@@ -23,7 +23,29 @@
           <w:szCs w:val="36"/>
           <w:lang w:val="pl-PL"/>
         </w:rPr>
-        <w:t>Sprawozdanie z projektu ze Sztucznej inteligencji:</w:t>
+        <w:t>Sprawozdanie z projektu</w:t>
+      </w:r>
+      <w:r>
+        <w:rPr>
+          <w:rFonts w:ascii="Aptos" w:hAnsi="Aptos"/>
+          <w:b/>
+          <w:bCs/>
+          <w:sz w:val="36"/>
+          <w:szCs w:val="36"/>
+          <w:lang w:val="pl-PL"/>
+        </w:rPr>
+        <w:t xml:space="preserve"> 2</w:t>
+      </w:r>
+      <w:r>
+        <w:rPr>
+          <w:rFonts w:ascii="Aptos" w:hAnsi="Aptos"/>
+          <w:b/>
+          <w:bCs/>
+          <w:sz w:val="36"/>
+          <w:szCs w:val="36"/>
+          <w:lang w:val="pl-PL"/>
+        </w:rPr>
+        <w:t xml:space="preserve"> ze Sztucznej inteligencji:</w:t>
       </w:r>
     </w:p>
     <w:p>
@@ -152,44 +174,114 @@
         <w:rPr>
           <w:lang w:val="pl-PL"/>
         </w:rPr>
-        <w:t>Klasyfikacja klasy podróży pasażera (Airline Passenger Satisfaction) z wykorzystaniem sieci neuronowej MLP zaimplementowanej w PyTorch na zbiorze Kaggle. Projekt porównuje MLP (baseline i tuned po grid search) z Random Forest.</w:t>
-      </w:r>
-      <w:proofErr w:type="spellStart"/>
-      <w:proofErr w:type="spellEnd"/>
-      <w:proofErr w:type="spellStart"/>
-      <w:proofErr w:type="spellEnd"/>
-      <w:proofErr w:type="spellStart"/>
-      <w:proofErr w:type="spellEnd"/>
-      <w:proofErr w:type="spellStart"/>
-      <w:proofErr w:type="spellEnd"/>
-      <w:proofErr w:type="spellStart"/>
-      <w:proofErr w:type="spellEnd"/>
-    </w:p>
-    <w:p>
-      <w:pPr>
-        <w:rPr>
-          <w:lang w:val="pl-PL"/>
-        </w:rPr>
-      </w:pPr>
-      <w:r>
-        <w:rPr>
-          <w:lang w:val="pl-PL"/>
-        </w:rPr>
-        <w:t>Repozytorium: run_experiment.py (eksperyment), airline_project/ (config, model, preprocessing, experiment), streamlit_app.py (dashboard), results/airline/ (wyniki).</w:t>
-      </w:r>
-      <w:proofErr w:type="spellStart"/>
-      <w:proofErr w:type="spellEnd"/>
-      <w:proofErr w:type="spellStart"/>
-      <w:proofErr w:type="spellEnd"/>
-      <w:proofErr w:type="spellStart"/>
-      <w:proofErr w:type="spellEnd"/>
-      <w:proofErr w:type="spellStart"/>
-      <w:proofErr w:type="spellEnd"/>
-      <w:proofErr w:type="spellStart"/>
-      <w:proofErr w:type="spellEnd"/>
-    </w:p>
-    <w:p>
-      <w:pPr>
+        <w:t xml:space="preserve">Klasyfikacja klasy podróży pasażera (Airline Passenger Satisfaction) z wykorzystaniem sieci neuronowej MLP zaimplementowanej w </w:t>
+      </w:r>
+      <w:proofErr w:type="spellStart"/>
+      <w:r>
+        <w:rPr>
+          <w:lang w:val="pl-PL"/>
+        </w:rPr>
+        <w:t>PyTorch</w:t>
+      </w:r>
+      <w:proofErr w:type="spellEnd"/>
+      <w:r>
+        <w:rPr>
+          <w:lang w:val="pl-PL"/>
+        </w:rPr>
+        <w:t xml:space="preserve"> na zbiorze </w:t>
+      </w:r>
+      <w:proofErr w:type="spellStart"/>
+      <w:r>
+        <w:rPr>
+          <w:lang w:val="pl-PL"/>
+        </w:rPr>
+        <w:t>Kaggle</w:t>
+      </w:r>
+      <w:proofErr w:type="spellEnd"/>
+      <w:r>
+        <w:rPr>
+          <w:lang w:val="pl-PL"/>
+        </w:rPr>
+        <w:t xml:space="preserve">. Projekt porównuje MLP (baseline i </w:t>
+      </w:r>
+      <w:proofErr w:type="spellStart"/>
+      <w:r>
+        <w:rPr>
+          <w:lang w:val="pl-PL"/>
+        </w:rPr>
+        <w:t>tuned</w:t>
+      </w:r>
+      <w:proofErr w:type="spellEnd"/>
+      <w:r>
+        <w:rPr>
+          <w:lang w:val="pl-PL"/>
+        </w:rPr>
+        <w:t xml:space="preserve"> po </w:t>
+      </w:r>
+      <w:proofErr w:type="spellStart"/>
+      <w:r>
+        <w:rPr>
+          <w:lang w:val="pl-PL"/>
+        </w:rPr>
+        <w:t>grid</w:t>
+      </w:r>
+      <w:proofErr w:type="spellEnd"/>
+      <w:r>
+        <w:rPr>
+          <w:lang w:val="pl-PL"/>
+        </w:rPr>
+        <w:t xml:space="preserve"> </w:t>
+      </w:r>
+      <w:proofErr w:type="spellStart"/>
+      <w:r>
+        <w:rPr>
+          <w:lang w:val="pl-PL"/>
+        </w:rPr>
+        <w:t>search</w:t>
+      </w:r>
+      <w:proofErr w:type="spellEnd"/>
+      <w:r>
+        <w:rPr>
+          <w:lang w:val="pl-PL"/>
+        </w:rPr>
+        <w:t xml:space="preserve">) z </w:t>
+      </w:r>
+      <w:proofErr w:type="spellStart"/>
+      <w:r>
+        <w:rPr>
+          <w:lang w:val="pl-PL"/>
+        </w:rPr>
+        <w:t>Random</w:t>
+      </w:r>
+      <w:proofErr w:type="spellEnd"/>
+      <w:r>
+        <w:rPr>
+          <w:lang w:val="pl-PL"/>
+        </w:rPr>
+        <w:t xml:space="preserve"> </w:t>
+      </w:r>
+      <w:proofErr w:type="spellStart"/>
+      <w:r>
+        <w:rPr>
+          <w:lang w:val="pl-PL"/>
+        </w:rPr>
+        <w:t>Forest</w:t>
+      </w:r>
+      <w:proofErr w:type="spellEnd"/>
+      <w:r>
+        <w:rPr>
+          <w:lang w:val="pl-PL"/>
+        </w:rPr>
+        <w:t>.</w:t>
+      </w:r>
+    </w:p>
+    <w:p>
+      <w:pPr>
+        <w:rPr>
+          <w:lang w:val="pl-PL"/>
+        </w:rPr>
+      </w:pPr>
+      <w:r>
         <w:rPr>
           <w:b/>
           <w:bCs/>
@@ -197,8 +289,185 @@
           <w:szCs w:val="26"/>
           <w:lang w:val="pl-PL"/>
         </w:rPr>
-      </w:pPr>
-      <w:r>
+        <w:t>3. Charakterystyka problemu</w:t>
+      </w:r>
+    </w:p>
+    <w:p>
+      <w:pPr>
+        <w:rPr>
+          <w:lang w:val="pl-PL"/>
+        </w:rPr>
+      </w:pPr>
+      <w:r>
+        <w:rPr>
+          <w:lang w:val="pl-PL"/>
+        </w:rPr>
+        <w:t>Zadanie to klasyfikacja wieloklasowa (multiclass) nadzorowana. Na podstawie 18 cech numerycznych (wiek, dystans lotu, 14 ocen usług, opóźnienia) i 3 kategorycznych (Gender, Customer Type, Type of Travel) model przypisuje pasażera do jednej z 3 klas podróży: Business, Eco lub Eco Plus.</w:t>
+      </w:r>
+    </w:p>
+    <w:p>
+      <w:pPr>
+        <w:rPr>
+          <w:lang w:val="pl-PL"/>
+        </w:rPr>
+      </w:pPr>
+      <w:r>
+        <w:rPr>
+          <w:lang w:val="pl-PL"/>
+        </w:rPr>
+        <w:t xml:space="preserve">Klasy są niezbalansowane: Business ~48%, Eco ~45%, Eco Plus ~7%. Model może ignorować mniejszościową klasę i wciąż mieć wysoką </w:t>
+      </w:r>
+      <w:proofErr w:type="spellStart"/>
+      <w:r>
+        <w:rPr>
+          <w:lang w:val="pl-PL"/>
+        </w:rPr>
+        <w:t>accuracy</w:t>
+      </w:r>
+      <w:proofErr w:type="spellEnd"/>
+      <w:r>
+        <w:rPr>
+          <w:lang w:val="pl-PL"/>
+        </w:rPr>
+        <w:t xml:space="preserve"> </w:t>
+      </w:r>
+      <w:r>
+        <w:rPr>
+          <w:lang w:val="pl-PL"/>
+        </w:rPr>
+        <w:t>-</w:t>
+      </w:r>
+      <w:r>
+        <w:rPr>
+          <w:lang w:val="pl-PL"/>
+        </w:rPr>
+        <w:t xml:space="preserve"> stąd konieczność metryki F1-macro i </w:t>
+      </w:r>
+      <w:proofErr w:type="spellStart"/>
+      <w:r>
+        <w:rPr>
+          <w:lang w:val="pl-PL"/>
+        </w:rPr>
+        <w:t>class</w:t>
+      </w:r>
+      <w:proofErr w:type="spellEnd"/>
+      <w:r>
+        <w:rPr>
+          <w:lang w:val="pl-PL"/>
+        </w:rPr>
+        <w:t xml:space="preserve"> </w:t>
+      </w:r>
+      <w:proofErr w:type="spellStart"/>
+      <w:r>
+        <w:rPr>
+          <w:lang w:val="pl-PL"/>
+        </w:rPr>
+        <w:t>weights</w:t>
+      </w:r>
+      <w:proofErr w:type="spellEnd"/>
+      <w:r>
+        <w:rPr>
+          <w:lang w:val="pl-PL"/>
+        </w:rPr>
+        <w:t xml:space="preserve"> w funkcji straty.</w:t>
+      </w:r>
+    </w:p>
+    <w:p>
+      <w:pPr>
+        <w:rPr>
+          <w:lang w:val="pl-PL"/>
+        </w:rPr>
+      </w:pPr>
+      <w:r>
+        <w:rPr>
+          <w:lang w:val="pl-PL"/>
+        </w:rPr>
+        <w:t>Sens praktyczny: predykcja klasy podróży na podstawie profilu i ocen usług może wspierać personalizację oferty linii lotniczych.</w:t>
+      </w:r>
+    </w:p>
+    <w:p>
+      <w:pPr>
+        <w:rPr>
+          <w:lang w:val="pl-PL"/>
+        </w:rPr>
+      </w:pPr>
+      <w:r>
+        <w:rPr>
+          <w:lang w:val="pl-PL"/>
+        </w:rPr>
+        <w:t xml:space="preserve">Sens edukacyjny: pokazać kompletny pipeline ML z siecią neuronową w </w:t>
+      </w:r>
+      <w:proofErr w:type="spellStart"/>
+      <w:r>
+        <w:rPr>
+          <w:lang w:val="pl-PL"/>
+        </w:rPr>
+        <w:t>PyTorch</w:t>
+      </w:r>
+      <w:proofErr w:type="spellEnd"/>
+      <w:r>
+        <w:rPr>
+          <w:lang w:val="pl-PL"/>
+        </w:rPr>
+        <w:t xml:space="preserve"> </w:t>
+      </w:r>
+      <w:r>
+        <w:rPr>
+          <w:lang w:val="pl-PL"/>
+        </w:rPr>
+        <w:t>-</w:t>
+      </w:r>
+      <w:r>
+        <w:rPr>
+          <w:lang w:val="pl-PL"/>
+        </w:rPr>
+        <w:t xml:space="preserve"> od </w:t>
+      </w:r>
+      <w:proofErr w:type="spellStart"/>
+      <w:r>
+        <w:rPr>
+          <w:lang w:val="pl-PL"/>
+        </w:rPr>
+        <w:t>preprocessingu</w:t>
+      </w:r>
+      <w:proofErr w:type="spellEnd"/>
+      <w:r>
+        <w:rPr>
+          <w:lang w:val="pl-PL"/>
+        </w:rPr>
+        <w:t xml:space="preserve"> po </w:t>
+      </w:r>
+      <w:proofErr w:type="spellStart"/>
+      <w:r>
+        <w:rPr>
+          <w:lang w:val="pl-PL"/>
+        </w:rPr>
+        <w:t>grid</w:t>
+      </w:r>
+      <w:proofErr w:type="spellEnd"/>
+      <w:r>
+        <w:rPr>
+          <w:lang w:val="pl-PL"/>
+        </w:rPr>
+        <w:t xml:space="preserve"> </w:t>
+      </w:r>
+      <w:proofErr w:type="spellStart"/>
+      <w:r>
+        <w:rPr>
+          <w:lang w:val="pl-PL"/>
+        </w:rPr>
+        <w:t>search</w:t>
+      </w:r>
+      <w:proofErr w:type="spellEnd"/>
+      <w:r>
+        <w:rPr>
+          <w:lang w:val="pl-PL"/>
+        </w:rPr>
+        <w:t>, ewaluację i wnioski.</w:t>
+      </w:r>
+    </w:p>
+    <w:p>
+      <w:pPr>
         <w:rPr>
           <w:b/>
           <w:bCs/>
@@ -206,81 +475,8 @@
           <w:szCs w:val="26"/>
           <w:lang w:val="pl-PL"/>
         </w:rPr>
-        <w:t>3. Charakterystyka problemu</w:t>
-      </w:r>
-    </w:p>
-    <w:p>
-      <w:pPr>
-        <w:rPr>
-          <w:lang w:val="pl-PL"/>
-        </w:rPr>
-      </w:pPr>
-      <w:r>
-        <w:rPr>
-          <w:lang w:val="pl-PL"/>
-        </w:rPr>
-        <w:t>Zadanie to klasyfikacja wieloklasowa (multiclass) nadzorowana. Na podstawie 18 cech numerycznych (wiek, dystans lotu, 14 ocen usług, opóźnienia) i 3 kategorycznych (Gender, Customer Type, Type of Travel) model przypisuje pasażera do jednej z 3 klas podróży: Business, Eco lub Eco Plus.</w:t>
-      </w:r>
-      <w:proofErr w:type="spellStart"/>
-      <w:proofErr w:type="spellEnd"/>
-      <w:proofErr w:type="spellStart"/>
-      <w:proofErr w:type="spellEnd"/>
-      <w:proofErr w:type="spellStart"/>
-      <w:proofErr w:type="spellEnd"/>
-    </w:p>
-    <w:p>
-      <w:pPr>
-        <w:rPr>
-          <w:lang w:val="pl-PL"/>
-        </w:rPr>
-      </w:pPr>
-      <w:r>
-        <w:rPr>
-          <w:lang w:val="pl-PL"/>
-        </w:rPr>
-        <w:t>Klasy są niezbalansowane: Business ~48%, Eco ~45%, Eco Plus ~7%. Model może ignorować mniejszościową klasę i wciąż mieć wysoką accuracy — stąd konieczność metryki F1-macro i class weights w funkcji straty.</w:t>
-      </w:r>
-      <w:proofErr w:type="spellStart"/>
-      <w:proofErr w:type="spellEnd"/>
-      <w:proofErr w:type="spellStart"/>
-      <w:proofErr w:type="spellEnd"/>
-      <w:proofErr w:type="spellStart"/>
-      <w:proofErr w:type="spellEnd"/>
-    </w:p>
-    <w:p>
-      <w:pPr>
-        <w:rPr>
-          <w:lang w:val="pl-PL"/>
-        </w:rPr>
-      </w:pPr>
-      <w:r>
-        <w:rPr>
-          <w:lang w:val="pl-PL"/>
-        </w:rPr>
-        <w:t>Sens praktyczny: predykcja klasy podróży na podstawie profilu i ocen usług może wspierać personalizację oferty linii lotniczych.</w:t>
-      </w:r>
-    </w:p>
-    <w:p>
-      <w:pPr>
-        <w:rPr>
-          <w:lang w:val="pl-PL"/>
-        </w:rPr>
-      </w:pPr>
-      <w:r>
-        <w:rPr>
-          <w:lang w:val="pl-PL"/>
-        </w:rPr>
-        <w:t>Sens edukacyjny: pokazać kompletny pipeline ML z siecią neuronową w PyTorch — od preprocessingu po grid search, ewaluację i wnioski.</w:t>
-      </w:r>
-      <w:proofErr w:type="spellStart"/>
-      <w:proofErr w:type="spellEnd"/>
-      <w:proofErr w:type="spellStart"/>
-      <w:proofErr w:type="spellEnd"/>
-      <w:proofErr w:type="spellStart"/>
-      <w:proofErr w:type="spellEnd"/>
-    </w:p>
-    <w:p>
-      <w:pPr>
+      </w:pPr>
+      <w:r>
         <w:rPr>
           <w:b/>
           <w:bCs/>
@@ -288,8 +484,87 @@
           <w:szCs w:val="26"/>
           <w:lang w:val="pl-PL"/>
         </w:rPr>
-      </w:pPr>
-      <w:r>
+        <w:t>4. Liczba instancji</w:t>
+      </w:r>
+    </w:p>
+    <w:p>
+      <w:pPr>
+        <w:rPr>
+          <w:lang w:val="pl-PL"/>
+        </w:rPr>
+      </w:pPr>
+      <w:r>
+        <w:rPr>
+          <w:lang w:val="pl-PL"/>
+        </w:rPr>
+        <w:t xml:space="preserve">Mamy dwa pliki </w:t>
+      </w:r>
+      <w:proofErr w:type="spellStart"/>
+      <w:r>
+        <w:rPr>
+          <w:lang w:val="pl-PL"/>
+        </w:rPr>
+        <w:t>Kaggle</w:t>
+      </w:r>
+      <w:proofErr w:type="spellEnd"/>
+      <w:r>
+        <w:rPr>
+          <w:lang w:val="pl-PL"/>
+        </w:rPr>
+        <w:t xml:space="preserve">: </w:t>
+      </w:r>
+      <w:proofErr w:type="spellStart"/>
+      <w:r>
+        <w:rPr>
+          <w:lang w:val="pl-PL"/>
+        </w:rPr>
+        <w:t>train</w:t>
+      </w:r>
+      <w:proofErr w:type="spellEnd"/>
+      <w:r>
+        <w:rPr>
+          <w:lang w:val="pl-PL"/>
+        </w:rPr>
+        <w:t xml:space="preserve"> ~104k i test ~26k, razem ~130k. Po połączeniu dzielimy 70/15/15: uczenie ~91k, walidacja ~19.5k, końcowy test ~19.5k. </w:t>
+      </w:r>
+    </w:p>
+    <w:p>
+      <w:pPr>
+        <w:rPr>
+          <w:lang w:val="pl-PL"/>
+        </w:rPr>
+      </w:pPr>
+      <w:r>
+        <w:rPr>
+          <w:lang w:val="pl-PL"/>
+        </w:rPr>
+        <w:t xml:space="preserve">Liczba 19483 w raporcie to rozmiar testu końcowego, nie całego zbioru. Raporty dotyczą Class, nie </w:t>
+      </w:r>
+      <w:proofErr w:type="spellStart"/>
+      <w:proofErr w:type="gramStart"/>
+      <w:r>
+        <w:rPr>
+          <w:lang w:val="pl-PL"/>
+        </w:rPr>
+        <w:t>satisfaction.</w:t>
+      </w:r>
+      <w:r>
+        <w:rPr>
+          <w:lang w:val="pl-PL"/>
+        </w:rPr>
+        <w:t>Stratyfikacja</w:t>
+      </w:r>
+      <w:proofErr w:type="spellEnd"/>
+      <w:proofErr w:type="gramEnd"/>
+      <w:r>
+        <w:rPr>
+          <w:lang w:val="pl-PL"/>
+        </w:rPr>
+        <w:t xml:space="preserve"> zachowuje proporcje klas w każdym podzbiorze. Zbiór testowy (19483 próbek) nigdy nie jest widziany podczas treningu.</w:t>
+      </w:r>
+    </w:p>
+    <w:p>
+      <w:pPr>
         <w:rPr>
           <w:b/>
           <w:bCs/>
@@ -297,71 +572,8 @@
           <w:szCs w:val="26"/>
           <w:lang w:val="pl-PL"/>
         </w:rPr>
-        <w:t>4. Liczba instancji</w:t>
-      </w:r>
-    </w:p>
-    <w:p>
-      <w:pPr>
-        <w:rPr>
-          <w:lang w:val="pl-PL"/>
-        </w:rPr>
-      </w:pPr>
-      <w:r>
-        <w:rPr>
-          <w:lang w:val="pl-PL"/>
-        </w:rPr>
-        <w:t>Zbiór Airline Passenger Satisfaction (Kaggle) zawiera 129880 rekordów (train + test połączone). Po podziale stratyfikowanym 70/15/15:</w:t>
-      </w:r>
-      <w:proofErr w:type="spellStart"/>
-      <w:proofErr w:type="spellEnd"/>
-    </w:p>
-    <w:p>
-      <w:pPr>
-        <w:pStyle w:val="ListParagraph"/>
-        <w:rPr>
-          <w:lang w:val="pl-PL"/>
-        </w:rPr>
-      </w:pPr>
-      <w:r>
-        <w:rPr>
-          <w:lang w:val="pl-PL"/>
-        </w:rPr>
-        <w:t>•  90915 próbek treningowych — fit preprocessora i trening modelu.</w:t>
-      </w:r>
-    </w:p>
-    <w:p>
-      <w:pPr>
-        <w:pStyle w:val="ListParagraph"/>
-        <w:rPr>
-          <w:lang w:val="pl-PL"/>
-        </w:rPr>
-      </w:pPr>
-      <w:r>
-        <w:rPr>
-          <w:lang w:val="pl-PL"/>
-        </w:rPr>
-        <w:t>•  19482 próbek walidacyjnych — early stopping i scheduler.</w:t>
-      </w:r>
-      <w:proofErr w:type="spellStart"/>
-      <w:proofErr w:type="spellEnd"/>
-    </w:p>
-    <w:p>
-      <w:pPr>
-        <w:rPr>
-          <w:lang w:val="pl-PL"/>
-        </w:rPr>
-      </w:pPr>
-      <w:r>
-        <w:rPr>
-          <w:lang w:val="pl-PL"/>
-        </w:rPr>
-        <w:t>Stratyfikacja zachowuje proporcje klas w każdym podzbiorze. Zbiór testowy (19483 próbek) nigdy nie jest widziany podczas treningu.</w:t>
-      </w:r>
-      <w:proofErr w:type="spellStart"/>
-      <w:proofErr w:type="spellEnd"/>
-    </w:p>
-    <w:p>
-      <w:pPr>
+      </w:pPr>
+      <w:r>
         <w:rPr>
           <w:b/>
           <w:bCs/>
@@ -369,7 +581,187 @@
           <w:szCs w:val="26"/>
           <w:lang w:val="pl-PL"/>
         </w:rPr>
-      </w:pPr>
+        <w:t>5. Liczba atrybutów i ich charakterystyka</w:t>
+      </w:r>
+    </w:p>
+    <w:p>
+      <w:pPr>
+        <w:rPr>
+          <w:lang w:val="pl-PL"/>
+        </w:rPr>
+      </w:pPr>
+      <w:r>
+        <w:rPr>
+          <w:lang w:val="pl-PL"/>
+        </w:rPr>
+        <w:t>Po preprocessingu model otrzymuje 24 cech (18 numerycznych po StandardScaler + 6 z OneHotEncoder na 3 kolumnach kategorycznych).</w:t>
+      </w:r>
+    </w:p>
+    <w:p>
+      <w:pPr>
+        <w:pStyle w:val="ListParagraph"/>
+        <w:rPr>
+          <w:lang w:val="en-GB"/>
+        </w:rPr>
+      </w:pPr>
+      <w:r>
+        <w:t>•  Cechy numeryczne (18): Age, Flight Distance, 14 ocen usług (skala 0–5), Departure Delay in Minutes, Arrival Delay in Minutes.</w:t>
+      </w:r>
+    </w:p>
+    <w:p>
+      <w:pPr>
+        <w:pStyle w:val="ListParagraph"/>
+        <w:rPr>
+          <w:lang w:val="en-GB"/>
+        </w:rPr>
+      </w:pPr>
+      <w:r>
+        <w:rPr>
+          <w:lang w:val="en-GB"/>
+        </w:rPr>
+        <w:t xml:space="preserve">•  </w:t>
+      </w:r>
+      <w:proofErr w:type="spellStart"/>
+      <w:r>
+        <w:rPr>
+          <w:lang w:val="en-GB"/>
+        </w:rPr>
+        <w:t>Cechy</w:t>
+      </w:r>
+      <w:proofErr w:type="spellEnd"/>
+      <w:r>
+        <w:rPr>
+          <w:lang w:val="en-GB"/>
+        </w:rPr>
+        <w:t xml:space="preserve"> </w:t>
+      </w:r>
+      <w:proofErr w:type="spellStart"/>
+      <w:r>
+        <w:rPr>
+          <w:lang w:val="en-GB"/>
+        </w:rPr>
+        <w:t>kategoryczne</w:t>
+      </w:r>
+      <w:proofErr w:type="spellEnd"/>
+      <w:r>
+        <w:rPr>
+          <w:lang w:val="en-GB"/>
+        </w:rPr>
+        <w:t xml:space="preserve"> (3): Gender, Customer Type, Type of Travel → </w:t>
+      </w:r>
+      <w:proofErr w:type="spellStart"/>
+      <w:r>
+        <w:rPr>
+          <w:lang w:val="en-GB"/>
+        </w:rPr>
+        <w:t>OneHotEncoder</w:t>
+      </w:r>
+      <w:proofErr w:type="spellEnd"/>
+      <w:r>
+        <w:rPr>
+          <w:lang w:val="en-GB"/>
+        </w:rPr>
+        <w:t>.</w:t>
+      </w:r>
+    </w:p>
+    <w:p>
+      <w:pPr>
+        <w:pStyle w:val="ListParagraph"/>
+        <w:rPr>
+          <w:lang w:val="pl-PL"/>
+        </w:rPr>
+      </w:pPr>
+      <w:r>
+        <w:rPr>
+          <w:lang w:val="pl-PL"/>
+        </w:rPr>
+        <w:t xml:space="preserve">•  Zmienna docelowa: Class (Business / Eco / Eco Plus) </w:t>
+      </w:r>
+      <w:r>
+        <w:rPr>
+          <w:lang w:val="pl-PL"/>
+        </w:rPr>
+        <w:t>-</w:t>
+      </w:r>
+      <w:r>
+        <w:rPr>
+          <w:lang w:val="pl-PL"/>
+        </w:rPr>
+        <w:t xml:space="preserve"> 3 klasy.</w:t>
+      </w:r>
+    </w:p>
+    <w:p>
+      <w:pPr>
+        <w:pStyle w:val="ListParagraph"/>
+        <w:rPr>
+          <w:lang w:val="pl-PL"/>
+        </w:rPr>
+      </w:pPr>
+      <w:r>
+        <w:rPr>
+          <w:lang w:val="pl-PL"/>
+        </w:rPr>
+        <w:t>•  Braki danych: jedynie Arrival Delay in Minutes ma ~0.3% NaN; uzupełniane medianą.</w:t>
+      </w:r>
+    </w:p>
+    <w:p>
+      <w:pPr>
+        <w:pStyle w:val="ListParagraph"/>
+        <w:rPr>
+          <w:lang w:val="pl-PL"/>
+        </w:rPr>
+      </w:pPr>
+      <w:r>
+        <w:rPr>
+          <w:lang w:val="pl-PL"/>
+        </w:rPr>
+        <w:t xml:space="preserve">•  Usunięte kolumny: Unnamed: 0 (indeks CSV), id (identyfikator), satisfaction (oryginalny binarny target </w:t>
+      </w:r>
+      <w:r>
+        <w:rPr>
+          <w:lang w:val="pl-PL"/>
+        </w:rPr>
+        <w:t>-</w:t>
+      </w:r>
+      <w:r>
+        <w:rPr>
+          <w:lang w:val="pl-PL"/>
+        </w:rPr>
+        <w:t xml:space="preserve"> nie używamy).</w:t>
+      </w:r>
+    </w:p>
+    <w:p>
+      <w:pPr>
+        <w:rPr>
+          <w:lang w:val="pl-PL"/>
+        </w:rPr>
+      </w:pPr>
+      <w:r>
+        <w:rPr>
+          <w:lang w:val="pl-PL"/>
+        </w:rPr>
+        <w:t xml:space="preserve">Konfiguracja kolumn i ścieżek: </w:t>
+      </w:r>
+      <w:proofErr w:type="spellStart"/>
+      <w:r>
+        <w:rPr>
+          <w:lang w:val="pl-PL"/>
+        </w:rPr>
+        <w:t>airline_project</w:t>
+      </w:r>
+      <w:proofErr w:type="spellEnd"/>
+      <w:r>
+        <w:rPr>
+          <w:lang w:val="pl-PL"/>
+        </w:rPr>
+        <w:t>/config.py.</w:t>
+      </w:r>
+      <w:r>
+        <w:rPr>
+          <w:lang w:val="pl-PL"/>
+        </w:rPr>
+        <w:br/>
+      </w:r>
       <w:r>
         <w:rPr>
           <w:b/>
@@ -378,133 +770,10 @@
           <w:szCs w:val="26"/>
           <w:lang w:val="pl-PL"/>
         </w:rPr>
-        <w:t>5. Liczba atrybutów i ich charakterystyka</w:t>
-      </w:r>
-    </w:p>
-    <w:p>
-      <w:pPr>
-        <w:rPr>
-          <w:lang w:val="pl-PL"/>
-        </w:rPr>
-      </w:pPr>
-      <w:r>
-        <w:rPr>
-          <w:lang w:val="pl-PL"/>
-        </w:rPr>
-        <w:t>Po preprocessingu model otrzymuje 24 cech (18 numerycznych po StandardScaler + 6 z OneHotEncoder na 3 kolumnach kategorycznych).</w:t>
-      </w:r>
-      <w:proofErr w:type="spellStart"/>
-      <w:proofErr w:type="spellEnd"/>
-    </w:p>
-    <w:p>
-      <w:pPr>
-        <w:pStyle w:val="ListParagraph"/>
-        <w:rPr>
-          <w:lang w:val="pl-PL"/>
-        </w:rPr>
-      </w:pPr>
-      <w:r>
-        <w:t>•  Cechy numeryczne (18): Age, Flight Distance, 14 ocen usług (skala 0–5), Departure Delay in Minutes, Arrival Delay in Minutes.</w:t>
-      </w:r>
-      <w:proofErr w:type="spellStart"/>
-      <w:proofErr w:type="spellEnd"/>
-      <w:proofErr w:type="spellStart"/>
-      <w:proofErr w:type="spellEnd"/>
-      <w:proofErr w:type="spellStart"/>
-      <w:proofErr w:type="spellEnd"/>
-      <w:proofErr w:type="spellStart"/>
-      <w:proofErr w:type="spellEnd"/>
-    </w:p>
-    <w:p>
-      <w:pPr>
-        <w:pStyle w:val="ListParagraph"/>
-        <w:rPr>
-          <w:lang w:val="pl-PL"/>
-        </w:rPr>
-      </w:pPr>
-      <w:r>
-        <w:rPr>
-          <w:lang w:val="pl-PL"/>
-        </w:rPr>
-        <w:t>•  Cechy kategoryczne (3): Gender, Customer Type, Type of Travel → OneHotEncoder.</w:t>
-      </w:r>
-      <w:proofErr w:type="spellStart"/>
-      <w:proofErr w:type="spellEnd"/>
-    </w:p>
-    <w:p>
-      <w:pPr>
-        <w:pStyle w:val="ListParagraph"/>
-        <w:rPr>
-          <w:lang w:val="pl-PL"/>
-        </w:rPr>
-      </w:pPr>
-      <w:r>
-        <w:rPr>
-          <w:lang w:val="pl-PL"/>
-        </w:rPr>
-        <w:t>•  Zmienna docelowa: Class (Business / Eco / Eco Plus) — 3 klasy.</w:t>
-      </w:r>
-      <w:proofErr w:type="spellStart"/>
-      <w:proofErr w:type="spellEnd"/>
-      <w:proofErr w:type="spellStart"/>
-      <w:proofErr w:type="spellEnd"/>
-    </w:p>
-    <w:p>
-      <w:pPr>
-        <w:pStyle w:val="ListParagraph"/>
-        <w:rPr>
-          <w:lang w:val="pl-PL"/>
-        </w:rPr>
-      </w:pPr>
-      <w:r>
-        <w:rPr>
-          <w:lang w:val="pl-PL"/>
-        </w:rPr>
-        <w:t>•  Braki danych: jedynie Arrival Delay in Minutes ma ~0.3% NaN; uzupełniane medianą.</w:t>
-      </w:r>
-    </w:p>
-    <w:p>
-      <w:pPr>
-        <w:pStyle w:val="ListParagraph"/>
-        <w:rPr>
-          <w:lang w:val="pl-PL"/>
-        </w:rPr>
-      </w:pPr>
-      <w:r>
-        <w:rPr>
-          <w:lang w:val="pl-PL"/>
-        </w:rPr>
-        <w:t>•  Usunięte kolumny: Unnamed: 0 (indeks CSV), id (identyfikator), satisfaction (oryginalny binarny target — nie używamy).</w:t>
-      </w:r>
-      <w:proofErr w:type="spellStart"/>
-      <w:proofErr w:type="spellEnd"/>
-      <w:proofErr w:type="spellStart"/>
-      <w:proofErr w:type="spellEnd"/>
-      <w:proofErr w:type="spellStart"/>
-      <w:proofErr w:type="spellEnd"/>
-      <w:proofErr w:type="spellStart"/>
-      <w:proofErr w:type="spellEnd"/>
-    </w:p>
-    <w:p>
-      <w:pPr>
-        <w:rPr>
-          <w:lang w:val="en-GB"/>
-        </w:rPr>
-      </w:pPr>
-      <w:proofErr w:type="spellStart"/>
-      <w:r>
-        <w:t>Konfiguracja kolumn i ścieżek: airline_project/config.py.</w:t>
-      </w:r>
-      <w:proofErr w:type="spellEnd"/>
-      <w:proofErr w:type="spellStart"/>
-      <w:proofErr w:type="spellEnd"/>
-      <w:proofErr w:type="spellStart"/>
-      <w:proofErr w:type="spellEnd"/>
-      <w:proofErr w:type="spellStart"/>
-      <w:proofErr w:type="spellEnd"/>
-    </w:p>
-    <w:p>
-      <w:pPr>
+        <w:t xml:space="preserve">6. </w:t>
+      </w:r>
+      <w:proofErr w:type="spellStart"/>
+      <w:r>
         <w:rPr>
           <w:b/>
           <w:bCs/>
@@ -512,148 +781,10 @@
           <w:szCs w:val="26"/>
           <w:lang w:val="pl-PL"/>
         </w:rPr>
-      </w:pPr>
-      <w:r>
-        <w:rPr>
-          <w:lang w:val="pl-PL"/>
-        </w:rPr>
-        <w:br/>
-        <w:t>6. Preprocessing danych — wstępne przetwarzanie</w:t>
-      </w:r>
-      <w:proofErr w:type="spellStart"/>
-      <w:proofErr w:type="spellEnd"/>
-    </w:p>
-    <w:p>
-      <w:pPr>
-        <w:rPr>
-          <w:lang w:val="pl-PL"/>
-        </w:rPr>
-      </w:pPr>
-      <w:r>
-        <w:rPr>
-          <w:lang w:val="pl-PL"/>
-        </w:rPr>
-        <w:t>Preprocessing zaimplementowany w airline_project/preprocessing.py. Transformacje fitowane wyłącznie na train (brak data leakage).</w:t>
-      </w:r>
-      <w:proofErr w:type="spellStart"/>
-      <w:proofErr w:type="spellEnd"/>
-      <w:proofErr w:type="spellStart"/>
-      <w:proofErr w:type="spellEnd"/>
-      <w:proofErr w:type="spellStart"/>
-      <w:proofErr w:type="spellEnd"/>
-    </w:p>
-    <w:p>
-      <w:pPr>
-        <w:pStyle w:val="ListParagraph"/>
-        <w:rPr>
-          <w:lang w:val="pl-PL"/>
-        </w:rPr>
-      </w:pPr>
-      <w:r>
-        <w:rPr>
-          <w:lang w:val="pl-PL"/>
-        </w:rPr>
-        <w:t>•  Krok 1 — wczytanie CSV (train + test Kaggle), usunięcie kolumn zbędnych.</w:t>
-      </w:r>
-      <w:proofErr w:type="spellStart"/>
-      <w:proofErr w:type="spellEnd"/>
-      <w:proofErr w:type="spellStart"/>
-      <w:proofErr w:type="spellEnd"/>
-    </w:p>
-    <w:p>
-      <w:pPr>
-        <w:pStyle w:val="ListParagraph"/>
-        <w:rPr>
-          <w:lang w:val="pl-PL"/>
-        </w:rPr>
-      </w:pPr>
-      <w:r>
-        <w:rPr>
-          <w:lang w:val="pl-PL"/>
-        </w:rPr>
-        <w:t>•  Krok 2 — remove_unrealistic_values: Age poza [0,100], Flight Distance ≤0, opóźnienia &lt;0 lub &gt;1440 min, oceny poza [0,5] → NaN.</w:t>
-      </w:r>
-      <w:proofErr w:type="spellStart"/>
-      <w:proofErr w:type="spellEnd"/>
-    </w:p>
-    <w:p>
-      <w:pPr>
-        <w:pStyle w:val="ListParagraph"/>
-        <w:rPr>
-          <w:lang w:val="pl-PL"/>
-        </w:rPr>
-      </w:pPr>
-      <w:r>
-        <w:rPr>
-          <w:lang w:val="pl-PL"/>
-        </w:rPr>
-        <w:t>•  Krok 3 — SimpleImputer: mediana (numeryczne), moda (kategoryczne) — fit na train.</w:t>
-      </w:r>
-      <w:proofErr w:type="spellStart"/>
-      <w:proofErr w:type="spellEnd"/>
-      <w:proofErr w:type="spellStart"/>
-      <w:proofErr w:type="spellEnd"/>
-      <w:proofErr w:type="spellStart"/>
-      <w:proofErr w:type="spellEnd"/>
-      <w:proofErr w:type="spellStart"/>
-      <w:proofErr w:type="spellEnd"/>
-      <w:proofErr w:type="spellStart"/>
-      <w:proofErr w:type="spellEnd"/>
-    </w:p>
-    <w:p>
-      <w:pPr>
-        <w:pStyle w:val="ListParagraph"/>
-        <w:rPr>
-          <w:lang w:val="pl-PL"/>
-        </w:rPr>
-      </w:pPr>
-      <w:r>
-        <w:rPr>
-          <w:lang w:val="pl-PL"/>
-        </w:rPr>
-        <w:t>•  Krok 4 — OneHotEncoder na Gender, Customer Type, Type of Travel (handle_unknown='ignore').</w:t>
-      </w:r>
-    </w:p>
-    <w:p>
-      <w:pPr>
-        <w:pStyle w:val="ListParagraph"/>
-        <w:rPr>
-          <w:lang w:val="pl-PL"/>
-        </w:rPr>
-      </w:pPr>
-      <w:r>
-        <w:rPr>
-          <w:lang w:val="pl-PL"/>
-        </w:rPr>
-        <w:t>•  Krok 5 — StandardScaler (z-score) na cechach numerycznych — fit na train.</w:t>
-      </w:r>
-      <w:proofErr w:type="spellStart"/>
-      <w:proofErr w:type="spellEnd"/>
-      <w:proofErr w:type="spellStart"/>
-      <w:proofErr w:type="spellEnd"/>
-      <w:proofErr w:type="spellStart"/>
-      <w:proofErr w:type="spellEnd"/>
-    </w:p>
-    <w:p>
-      <w:pPr>
-        <w:pStyle w:val="ListParagraph"/>
-        <w:rPr>
-          <w:lang w:val="pl-PL"/>
-        </w:rPr>
-      </w:pPr>
-      <w:r>
-        <w:rPr>
-          <w:lang w:val="pl-PL"/>
-        </w:rPr>
-        <w:t>•  Krok 6 — podział stratyfikowany 70/15/15 (random_state=42). Eksport wyników do results/airline/.</w:t>
-      </w:r>
-      <w:proofErr w:type="spellStart"/>
-      <w:proofErr w:type="spellEnd"/>
-      <w:proofErr w:type="spellStart"/>
-      <w:proofErr w:type="spellEnd"/>
-    </w:p>
-    <w:p>
-      <w:pPr>
+        <w:t>Preprocessing</w:t>
+      </w:r>
+      <w:proofErr w:type="spellEnd"/>
+      <w:r>
         <w:rPr>
           <w:b/>
           <w:bCs/>
@@ -661,7 +792,8 @@
           <w:szCs w:val="26"/>
           <w:lang w:val="pl-PL"/>
         </w:rPr>
-      </w:pPr>
+        <w:t xml:space="preserve"> danych </w:t>
+      </w:r>
       <w:r>
         <w:rPr>
           <w:b/>
@@ -670,312 +802,9 @@
           <w:szCs w:val="26"/>
           <w:lang w:val="pl-PL"/>
         </w:rPr>
-        <w:t>7. Projekt modelu — MLP (PyTorch), Random Forest</w:t>
-      </w:r>
-      <w:proofErr w:type="spellStart"/>
-      <w:proofErr w:type="spellEnd"/>
-      <w:proofErr w:type="spellStart"/>
-      <w:proofErr w:type="spellEnd"/>
-      <w:proofErr w:type="spellStart"/>
-      <w:proofErr w:type="spellEnd"/>
-    </w:p>
-    <w:p>
-      <w:pPr>
-        <w:rPr>
-          <w:lang w:val="pl-PL"/>
-        </w:rPr>
-      </w:pPr>
-      <w:r>
-        <w:rPr>
-          <w:lang w:val="pl-PL"/>
-        </w:rPr>
-        <w:t>Model główny — AirlineMLP (torch.nn.Module) z konfigurowalnymi warstwami ukrytymi. Architektura: Linear → BatchNorm1d → ReLU → Dropout (per warstwa ukryta).</w:t>
-      </w:r>
-      <w:proofErr w:type="spellStart"/>
-      <w:proofErr w:type="spellEnd"/>
-      <w:proofErr w:type="spellStart"/>
-      <w:proofErr w:type="gramStart"/>
-      <w:proofErr w:type="gramEnd"/>
-      <w:proofErr w:type="spellEnd"/>
-    </w:p>
-    <w:p>
-      <w:pPr>
-        <w:rPr>
-          <w:lang w:val="pl-PL"/>
-        </w:rPr>
-      </w:pPr>
-      <w:r>
-        <w:rPr>
-          <w:lang w:val="pl-PL"/>
-        </w:rPr>
-        <w:t>Najlepsza konfiguracja z grid search: MLP512x256x128_d0.30_lr1e-03 (walidacyjne macro F1 = 0.6591).</w:t>
-      </w:r>
-      <w:proofErr w:type="spellStart"/>
-      <w:proofErr w:type="spellEnd"/>
-      <w:proofErr w:type="spellStart"/>
-      <w:proofErr w:type="spellEnd"/>
-      <w:proofErr w:type="spellStart"/>
-      <w:proofErr w:type="spellEnd"/>
-      <w:proofErr w:type="spellStart"/>
-      <w:proofErr w:type="spellEnd"/>
-      <w:proofErr w:type="spellStart"/>
-      <w:proofErr w:type="spellEnd"/>
-      <w:proofErr w:type="spellStart"/>
-      <w:proofErr w:type="spellEnd"/>
-      <w:proofErr w:type="spellStart"/>
-      <w:proofErr w:type="spellEnd"/>
-    </w:p>
-    <w:p>
-      <w:pPr>
-        <w:rPr>
-          <w:lang w:val="pl-PL"/>
-        </w:rPr>
-      </w:pPr>
-      <w:r>
-        <w:rPr>
-          <w:lang w:val="pl-PL"/>
-        </w:rPr>
-        <w:t>Implementacja: airline_project/model.py (klasa AirlineMLP), airline_project/experiment.py (trening, grid search, ewaluacja).</w:t>
-      </w:r>
-      <w:proofErr w:type="spellStart"/>
-      <w:proofErr w:type="gramStart"/>
-      <w:proofErr w:type="spellEnd"/>
-      <w:proofErr w:type="gramEnd"/>
-      <w:proofErr w:type="spellStart"/>
-      <w:proofErr w:type="gramStart"/>
-      <w:proofErr w:type="spellEnd"/>
-      <w:proofErr w:type="gramEnd"/>
-      <w:proofErr w:type="spellStart"/>
-      <w:proofErr w:type="gramStart"/>
-      <w:proofErr w:type="spellEnd"/>
-      <w:proofErr w:type="gramEnd"/>
-      <w:proofErr w:type="spellStart"/>
-      <w:proofErr w:type="spellEnd"/>
-    </w:p>
-    <w:p>
-      <w:pPr>
-        <w:rPr>
-          <w:lang w:val="pl-PL"/>
-        </w:rPr>
-      </w:pPr>
-      <w:r>
-        <w:rPr>
-          <w:lang w:val="pl-PL"/>
-        </w:rPr>
-        <w:t>Konfiguracja MLP:</w:t>
-      </w:r>
-    </w:p>
-    <w:p>
-      <w:pPr>
-        <w:pStyle w:val="ListParagraph"/>
-        <w:rPr>
-          <w:lang w:val="en-GB"/>
-        </w:rPr>
-      </w:pPr>
-      <w:r>
-        <w:t>•  Optimizer: AdamW, learning_rate = 1e-3 lub 5e-4, weight_decay = 1e-4.</w:t>
-      </w:r>
-      <w:proofErr w:type="spellStart"/>
-      <w:proofErr w:type="spellEnd"/>
-      <w:proofErr w:type="spellStart"/>
-      <w:proofErr w:type="spellEnd"/>
-      <w:proofErr w:type="spellStart"/>
-      <w:proofErr w:type="spellEnd"/>
-      <w:proofErr w:type="spellStart"/>
-      <w:proofErr w:type="spellEnd"/>
-    </w:p>
-    <w:p>
-      <w:pPr>
-        <w:pStyle w:val="ListParagraph"/>
-        <w:rPr>
-          <w:lang w:val="pl-PL"/>
-        </w:rPr>
-      </w:pPr>
-      <w:r>
-        <w:rPr>
-          <w:lang w:val="pl-PL"/>
-        </w:rPr>
-        <w:t>•  Loss: CrossEntropyLoss z class weights (compute_class_weight balanced).</w:t>
-      </w:r>
-      <w:proofErr w:type="spellStart"/>
-      <w:proofErr w:type="spellEnd"/>
-      <w:proofErr w:type="spellStart"/>
-      <w:proofErr w:type="spellEnd"/>
-    </w:p>
-    <w:p>
-      <w:pPr>
-        <w:pStyle w:val="ListParagraph"/>
-        <w:rPr>
-          <w:lang w:val="pl-PL"/>
-        </w:rPr>
-      </w:pPr>
-      <w:r>
-        <w:rPr>
-          <w:lang w:val="pl-PL"/>
-        </w:rPr>
-        <w:t>•  Scheduler: ReduceLROnPlateau (mode=max, factor=0.5, patience=3).</w:t>
-      </w:r>
-      <w:proofErr w:type="spellStart"/>
-      <w:proofErr w:type="spellEnd"/>
-      <w:proofErr w:type="spellStart"/>
-      <w:proofErr w:type="spellEnd"/>
-    </w:p>
-    <w:p>
-      <w:pPr>
-        <w:pStyle w:val="ListParagraph"/>
-        <w:rPr>
-          <w:lang w:val="en-GB"/>
-        </w:rPr>
-      </w:pPr>
-      <w:r>
-        <w:t>•  Early stopping: patience=5 epok bez poprawy val macro F1.</w:t>
-      </w:r>
-      <w:proofErr w:type="spellStart"/>
-      <w:proofErr w:type="spellEnd"/>
-      <w:proofErr w:type="spellStart"/>
-      <w:proofErr w:type="spellEnd"/>
-    </w:p>
-    <w:p>
-      <w:pPr>
-        <w:pStyle w:val="ListParagraph"/>
-        <w:rPr>
-          <w:lang w:val="pl-PL"/>
-        </w:rPr>
-      </w:pPr>
-      <w:r>
-        <w:rPr>
-          <w:lang w:val="pl-PL"/>
-        </w:rPr>
-        <w:t>•  Batch size: 1024, max epochs: 30–35.</w:t>
-      </w:r>
-      <w:proofErr w:type="spellStart"/>
-      <w:proofErr w:type="spellEnd"/>
-    </w:p>
-    <w:p>
-      <w:pPr>
-        <w:pStyle w:val="ListParagraph"/>
-        <w:rPr>
-          <w:lang w:val="en-GB"/>
-        </w:rPr>
-      </w:pPr>
-      <w:r>
-        <w:t>•  Dropout: 0.1 / 0.2 / 0.3 (testowane w grid search).</w:t>
-      </w:r>
-      <w:proofErr w:type="spellStart"/>
-      <w:proofErr w:type="spellEnd"/>
-      <w:proofErr w:type="spellStart"/>
-      <w:proofErr w:type="spellEnd"/>
-      <w:proofErr w:type="spellStart"/>
-      <w:proofErr w:type="spellEnd"/>
-      <w:proofErr w:type="spellStart"/>
-      <w:proofErr w:type="spellEnd"/>
-    </w:p>
-    <w:p>
-      <w:pPr>
-        <w:pStyle w:val="ListParagraph"/>
-        <w:rPr>
-          <w:lang w:val="en-GB"/>
-        </w:rPr>
-      </w:pPr>
-      <w:r>
-        <w:t>•  Grid search: 3 architektury × 3 dropout × 2 lr = 18 konfiguracji.</w:t>
-      </w:r>
-      <w:proofErr w:type="spellStart"/>
-      <w:proofErr w:type="spellEnd"/>
-      <w:proofErr w:type="spellStart"/>
-      <w:proofErr w:type="spellEnd"/>
-      <w:proofErr w:type="spellStart"/>
-      <w:proofErr w:type="spellEnd"/>
-    </w:p>
-    <w:p>
-      <w:pPr>
-        <w:rPr>
-          <w:lang w:val="pl-PL"/>
-        </w:rPr>
-      </w:pPr>
-      <w:r>
-        <w:rPr>
-          <w:lang w:val="pl-PL"/>
-        </w:rPr>
-        <w:t>Model porównawczy:</w:t>
-      </w:r>
-      <w:proofErr w:type="spellStart"/>
-      <w:proofErr w:type="spellEnd"/>
-      <w:proofErr w:type="spellStart"/>
-      <w:proofErr w:type="spellEnd"/>
-    </w:p>
-    <w:p>
-      <w:pPr>
-        <w:pStyle w:val="ListParagraph"/>
-        <w:rPr>
-          <w:lang w:val="en-GB"/>
-        </w:rPr>
-      </w:pPr>
-      <w:r>
-        <w:t>•  RandomForestClassifier (sklearn) z domyślnymi parametrami (100 drzew, bez class weights).</w:t>
-      </w:r>
-      <w:proofErr w:type="spellStart"/>
-      <w:proofErr w:type="spellEnd"/>
-      <w:proofErr w:type="spellStart"/>
-      <w:proofErr w:type="spellEnd"/>
-      <w:proofErr w:type="spellStart"/>
-      <w:proofErr w:type="spellEnd"/>
-    </w:p>
-    <w:p>
-      <w:pPr>
-        <w:pStyle w:val="ListParagraph"/>
-        <w:rPr>
-          <w:lang w:val="pl-PL"/>
-        </w:rPr>
-      </w:pPr>
-      <w:r>
-        <w:rPr>
-          <w:lang w:val="pl-PL"/>
-        </w:rPr>
-        <w:t>•  RF służy jako baseline referencyjny (bez tuningu, bez balansowania).</w:t>
-      </w:r>
-      <w:proofErr w:type="spellStart"/>
-      <w:proofErr w:type="spellEnd"/>
-      <w:proofErr w:type="spellStart"/>
-      <w:proofErr w:type="spellEnd"/>
-    </w:p>
-    <w:p>
-      <w:pPr>
-        <w:rPr>
-          <w:lang w:val="pl-PL"/>
-        </w:rPr>
-      </w:pPr>
-      <w:r>
-        <w:rPr>
-          <w:lang w:val="pl-PL"/>
-        </w:rPr>
-        <w:t>•  Porównanie: MLP baseline vs MLP tuned vs Random Forest na identycznych danych.</w:t>
-      </w:r>
-      <w:proofErr w:type="spellStart"/>
-      <w:proofErr w:type="spellEnd"/>
-    </w:p>
-    <w:p>
-      <w:pPr>
-        <w:rPr>
-          <w:lang w:val="en-GB"/>
-        </w:rPr>
-      </w:pPr>
-      <w:proofErr w:type="spellStart"/>
-      <w:r>
-        <w:t>Ewaluacja: classification_report, confusion matrix, tabela metryk (accuracy, precision/recall/F1 macro).</w:t>
-      </w:r>
-      <w:proofErr w:type="spellEnd"/>
-      <w:proofErr w:type="spellStart"/>
-      <w:proofErr w:type="spellEnd"/>
-      <w:proofErr w:type="spellStart"/>
-      <w:proofErr w:type="spellEnd"/>
-      <w:proofErr w:type="gramStart"/>
-      <w:proofErr w:type="gramEnd"/>
-      <w:proofErr w:type="spellStart"/>
-      <w:proofErr w:type="spellEnd"/>
-    </w:p>
-    <w:p>
-      <w:pPr>
+        <w:t>-</w:t>
+      </w:r>
+      <w:r>
         <w:rPr>
           <w:b/>
           <w:bCs/>
@@ -983,8 +812,470 @@
           <w:szCs w:val="26"/>
           <w:lang w:val="pl-PL"/>
         </w:rPr>
-      </w:pPr>
-      <w:r>
+        <w:t xml:space="preserve"> wstępne przetwarzanie</w:t>
+      </w:r>
+    </w:p>
+    <w:p>
+      <w:pPr>
+        <w:rPr>
+          <w:lang w:val="pl-PL"/>
+        </w:rPr>
+      </w:pPr>
+      <w:r>
+        <w:rPr>
+          <w:lang w:val="pl-PL"/>
+        </w:rPr>
+        <w:t xml:space="preserve">Preprocessing zaimplementowany w airline_project/preprocessing.py. Transformacje </w:t>
+      </w:r>
+      <w:proofErr w:type="spellStart"/>
+      <w:r>
+        <w:rPr>
+          <w:lang w:val="pl-PL"/>
+        </w:rPr>
+        <w:t>fitowane</w:t>
+      </w:r>
+      <w:proofErr w:type="spellEnd"/>
+      <w:r>
+        <w:rPr>
+          <w:lang w:val="pl-PL"/>
+        </w:rPr>
+        <w:t xml:space="preserve"> wyłącznie na </w:t>
+      </w:r>
+      <w:proofErr w:type="spellStart"/>
+      <w:r>
+        <w:rPr>
+          <w:lang w:val="pl-PL"/>
+        </w:rPr>
+        <w:t>train</w:t>
+      </w:r>
+      <w:proofErr w:type="spellEnd"/>
+      <w:r>
+        <w:rPr>
+          <w:lang w:val="pl-PL"/>
+        </w:rPr>
+        <w:t xml:space="preserve"> (brak data </w:t>
+      </w:r>
+      <w:proofErr w:type="spellStart"/>
+      <w:r>
+        <w:rPr>
+          <w:lang w:val="pl-PL"/>
+        </w:rPr>
+        <w:t>leakage</w:t>
+      </w:r>
+      <w:proofErr w:type="spellEnd"/>
+      <w:r>
+        <w:rPr>
+          <w:lang w:val="pl-PL"/>
+        </w:rPr>
+        <w:t>).</w:t>
+      </w:r>
+    </w:p>
+    <w:p>
+      <w:pPr>
+        <w:pStyle w:val="ListParagraph"/>
+        <w:rPr>
+          <w:lang w:val="pl-PL"/>
+        </w:rPr>
+      </w:pPr>
+      <w:r>
+        <w:rPr>
+          <w:lang w:val="pl-PL"/>
+        </w:rPr>
+        <w:t xml:space="preserve">•  Krok 1 </w:t>
+      </w:r>
+      <w:r>
+        <w:rPr>
+          <w:lang w:val="pl-PL"/>
+        </w:rPr>
+        <w:t>-</w:t>
+      </w:r>
+      <w:r>
+        <w:rPr>
+          <w:lang w:val="pl-PL"/>
+        </w:rPr>
+        <w:t xml:space="preserve"> wczytanie CSV (</w:t>
+      </w:r>
+      <w:proofErr w:type="spellStart"/>
+      <w:r>
+        <w:rPr>
+          <w:lang w:val="pl-PL"/>
+        </w:rPr>
+        <w:t>train</w:t>
+      </w:r>
+      <w:proofErr w:type="spellEnd"/>
+      <w:r>
+        <w:rPr>
+          <w:lang w:val="pl-PL"/>
+        </w:rPr>
+        <w:t xml:space="preserve"> + test </w:t>
+      </w:r>
+      <w:proofErr w:type="spellStart"/>
+      <w:r>
+        <w:rPr>
+          <w:lang w:val="pl-PL"/>
+        </w:rPr>
+        <w:t>Kaggle</w:t>
+      </w:r>
+      <w:proofErr w:type="spellEnd"/>
+      <w:r>
+        <w:rPr>
+          <w:lang w:val="pl-PL"/>
+        </w:rPr>
+        <w:t>), usunięcie kolumn zbędnych.</w:t>
+      </w:r>
+    </w:p>
+    <w:p>
+      <w:pPr>
+        <w:pStyle w:val="ListParagraph"/>
+        <w:rPr>
+          <w:lang w:val="pl-PL"/>
+        </w:rPr>
+      </w:pPr>
+      <w:r>
+        <w:rPr>
+          <w:lang w:val="pl-PL"/>
+        </w:rPr>
+        <w:t xml:space="preserve">•  Krok 2 </w:t>
+      </w:r>
+      <w:r>
+        <w:rPr>
+          <w:lang w:val="pl-PL"/>
+        </w:rPr>
+        <w:t>-</w:t>
+      </w:r>
+      <w:r>
+        <w:rPr>
+          <w:lang w:val="pl-PL"/>
+        </w:rPr>
+        <w:t xml:space="preserve"> </w:t>
+      </w:r>
+      <w:proofErr w:type="spellStart"/>
+      <w:r>
+        <w:rPr>
+          <w:lang w:val="pl-PL"/>
+        </w:rPr>
+        <w:t>remove_unrealistic_values</w:t>
+      </w:r>
+      <w:proofErr w:type="spellEnd"/>
+      <w:r>
+        <w:rPr>
+          <w:lang w:val="pl-PL"/>
+        </w:rPr>
+        <w:t xml:space="preserve">: Age poza [0,100], Flight Distance ≤0, opóźnienia &lt;0 lub &gt;1440 min, oceny poza [0,5] → </w:t>
+      </w:r>
+      <w:proofErr w:type="spellStart"/>
+      <w:r>
+        <w:rPr>
+          <w:lang w:val="pl-PL"/>
+        </w:rPr>
+        <w:t>NaN</w:t>
+      </w:r>
+      <w:proofErr w:type="spellEnd"/>
+      <w:r>
+        <w:rPr>
+          <w:lang w:val="pl-PL"/>
+        </w:rPr>
+        <w:t>.</w:t>
+      </w:r>
+    </w:p>
+    <w:p>
+      <w:pPr>
+        <w:pStyle w:val="ListParagraph"/>
+        <w:rPr>
+          <w:lang w:val="pl-PL"/>
+        </w:rPr>
+      </w:pPr>
+      <w:r>
+        <w:rPr>
+          <w:lang w:val="pl-PL"/>
+        </w:rPr>
+        <w:t xml:space="preserve">•  Krok 3 </w:t>
+      </w:r>
+      <w:r>
+        <w:rPr>
+          <w:lang w:val="pl-PL"/>
+        </w:rPr>
+        <w:t>-</w:t>
+      </w:r>
+      <w:r>
+        <w:rPr>
+          <w:lang w:val="pl-PL"/>
+        </w:rPr>
+        <w:t xml:space="preserve"> </w:t>
+      </w:r>
+      <w:proofErr w:type="spellStart"/>
+      <w:r>
+        <w:rPr>
+          <w:lang w:val="pl-PL"/>
+        </w:rPr>
+        <w:t>SimpleImputer</w:t>
+      </w:r>
+      <w:proofErr w:type="spellEnd"/>
+      <w:r>
+        <w:rPr>
+          <w:lang w:val="pl-PL"/>
+        </w:rPr>
+        <w:t xml:space="preserve">: mediana (numeryczne), moda (kategoryczne) </w:t>
+      </w:r>
+      <w:r>
+        <w:rPr>
+          <w:lang w:val="pl-PL"/>
+        </w:rPr>
+        <w:t>-</w:t>
+      </w:r>
+      <w:r>
+        <w:rPr>
+          <w:lang w:val="pl-PL"/>
+        </w:rPr>
+        <w:t xml:space="preserve"> </w:t>
+      </w:r>
+      <w:proofErr w:type="spellStart"/>
+      <w:r>
+        <w:rPr>
+          <w:lang w:val="pl-PL"/>
+        </w:rPr>
+        <w:t>fit</w:t>
+      </w:r>
+      <w:proofErr w:type="spellEnd"/>
+      <w:r>
+        <w:rPr>
+          <w:lang w:val="pl-PL"/>
+        </w:rPr>
+        <w:t xml:space="preserve"> na </w:t>
+      </w:r>
+      <w:proofErr w:type="spellStart"/>
+      <w:r>
+        <w:rPr>
+          <w:lang w:val="pl-PL"/>
+        </w:rPr>
+        <w:t>train</w:t>
+      </w:r>
+      <w:proofErr w:type="spellEnd"/>
+      <w:r>
+        <w:rPr>
+          <w:lang w:val="pl-PL"/>
+        </w:rPr>
+        <w:t>.</w:t>
+      </w:r>
+    </w:p>
+    <w:p>
+      <w:pPr>
+        <w:pStyle w:val="ListParagraph"/>
+        <w:rPr>
+          <w:lang w:val="en-GB"/>
+        </w:rPr>
+      </w:pPr>
+      <w:r>
+        <w:rPr>
+          <w:lang w:val="en-GB"/>
+        </w:rPr>
+        <w:t xml:space="preserve">•  Krok 4 </w:t>
+      </w:r>
+      <w:r>
+        <w:rPr>
+          <w:lang w:val="en-GB"/>
+        </w:rPr>
+        <w:t>-</w:t>
+      </w:r>
+      <w:r>
+        <w:rPr>
+          <w:lang w:val="en-GB"/>
+        </w:rPr>
+        <w:t xml:space="preserve"> </w:t>
+      </w:r>
+      <w:proofErr w:type="spellStart"/>
+      <w:r>
+        <w:rPr>
+          <w:lang w:val="en-GB"/>
+        </w:rPr>
+        <w:t>OneHotEncoder</w:t>
+      </w:r>
+      <w:proofErr w:type="spellEnd"/>
+      <w:r>
+        <w:rPr>
+          <w:lang w:val="en-GB"/>
+        </w:rPr>
+        <w:t xml:space="preserve"> </w:t>
+      </w:r>
+      <w:proofErr w:type="spellStart"/>
+      <w:r>
+        <w:rPr>
+          <w:lang w:val="en-GB"/>
+        </w:rPr>
+        <w:t>na</w:t>
+      </w:r>
+      <w:proofErr w:type="spellEnd"/>
+      <w:r>
+        <w:rPr>
+          <w:lang w:val="en-GB"/>
+        </w:rPr>
+        <w:t xml:space="preserve"> Gender, Customer Type, Type of Travel (</w:t>
+      </w:r>
+      <w:proofErr w:type="spellStart"/>
+      <w:r>
+        <w:rPr>
+          <w:lang w:val="en-GB"/>
+        </w:rPr>
+        <w:t>handle_unknown</w:t>
+      </w:r>
+      <w:proofErr w:type="spellEnd"/>
+      <w:r>
+        <w:rPr>
+          <w:lang w:val="en-GB"/>
+        </w:rPr>
+        <w:t>='ignore').</w:t>
+      </w:r>
+    </w:p>
+    <w:p>
+      <w:pPr>
+        <w:pStyle w:val="ListParagraph"/>
+        <w:rPr>
+          <w:lang w:val="pl-PL"/>
+        </w:rPr>
+      </w:pPr>
+      <w:r>
+        <w:rPr>
+          <w:lang w:val="pl-PL"/>
+        </w:rPr>
+        <w:t xml:space="preserve">•  Krok 5 </w:t>
+      </w:r>
+      <w:r>
+        <w:rPr>
+          <w:lang w:val="pl-PL"/>
+        </w:rPr>
+        <w:t>-</w:t>
+      </w:r>
+      <w:r>
+        <w:rPr>
+          <w:lang w:val="pl-PL"/>
+        </w:rPr>
+        <w:t xml:space="preserve"> </w:t>
+      </w:r>
+      <w:proofErr w:type="spellStart"/>
+      <w:r>
+        <w:rPr>
+          <w:lang w:val="pl-PL"/>
+        </w:rPr>
+        <w:t>StandardScaler</w:t>
+      </w:r>
+      <w:proofErr w:type="spellEnd"/>
+      <w:r>
+        <w:rPr>
+          <w:lang w:val="pl-PL"/>
+        </w:rPr>
+        <w:t xml:space="preserve"> (z-</w:t>
+      </w:r>
+      <w:proofErr w:type="spellStart"/>
+      <w:r>
+        <w:rPr>
+          <w:lang w:val="pl-PL"/>
+        </w:rPr>
+        <w:t>score</w:t>
+      </w:r>
+      <w:proofErr w:type="spellEnd"/>
+      <w:r>
+        <w:rPr>
+          <w:lang w:val="pl-PL"/>
+        </w:rPr>
+        <w:t xml:space="preserve">) na cechach numerycznych </w:t>
+      </w:r>
+      <w:r>
+        <w:rPr>
+          <w:lang w:val="pl-PL"/>
+        </w:rPr>
+        <w:t>-</w:t>
+      </w:r>
+      <w:r>
+        <w:rPr>
+          <w:lang w:val="pl-PL"/>
+        </w:rPr>
+        <w:t xml:space="preserve"> </w:t>
+      </w:r>
+      <w:proofErr w:type="spellStart"/>
+      <w:r>
+        <w:rPr>
+          <w:lang w:val="pl-PL"/>
+        </w:rPr>
+        <w:t>fit</w:t>
+      </w:r>
+      <w:proofErr w:type="spellEnd"/>
+      <w:r>
+        <w:rPr>
+          <w:lang w:val="pl-PL"/>
+        </w:rPr>
+        <w:t xml:space="preserve"> na </w:t>
+      </w:r>
+      <w:proofErr w:type="spellStart"/>
+      <w:r>
+        <w:rPr>
+          <w:lang w:val="pl-PL"/>
+        </w:rPr>
+        <w:t>train</w:t>
+      </w:r>
+      <w:proofErr w:type="spellEnd"/>
+      <w:r>
+        <w:rPr>
+          <w:lang w:val="pl-PL"/>
+        </w:rPr>
+        <w:t>.</w:t>
+      </w:r>
+    </w:p>
+    <w:p>
+      <w:pPr>
+        <w:pStyle w:val="ListParagraph"/>
+        <w:rPr>
+          <w:lang w:val="pl-PL"/>
+        </w:rPr>
+      </w:pPr>
+      <w:r>
+        <w:rPr>
+          <w:lang w:val="pl-PL"/>
+        </w:rPr>
+        <w:t xml:space="preserve">•  Krok 6 </w:t>
+      </w:r>
+      <w:r>
+        <w:rPr>
+          <w:lang w:val="pl-PL"/>
+        </w:rPr>
+        <w:t>-</w:t>
+      </w:r>
+      <w:r>
+        <w:rPr>
+          <w:lang w:val="pl-PL"/>
+        </w:rPr>
+        <w:t xml:space="preserve"> podział stratyfikowany 70/15/15 (random_state=42). Eksport wyników do </w:t>
+      </w:r>
+      <w:proofErr w:type="spellStart"/>
+      <w:r>
+        <w:rPr>
+          <w:lang w:val="pl-PL"/>
+        </w:rPr>
+        <w:t>results</w:t>
+      </w:r>
+      <w:proofErr w:type="spellEnd"/>
+      <w:r>
+        <w:rPr>
+          <w:lang w:val="pl-PL"/>
+        </w:rPr>
+        <w:t>/</w:t>
+      </w:r>
+      <w:proofErr w:type="spellStart"/>
+      <w:r>
+        <w:rPr>
+          <w:lang w:val="pl-PL"/>
+        </w:rPr>
+        <w:t>airline</w:t>
+      </w:r>
+      <w:proofErr w:type="spellEnd"/>
+      <w:r>
+        <w:rPr>
+          <w:lang w:val="pl-PL"/>
+        </w:rPr>
+        <w:t>/.</w:t>
+      </w:r>
+    </w:p>
+    <w:p>
+      <w:pPr>
         <w:rPr>
           <w:b/>
           <w:bCs/>
@@ -992,157 +1283,8 @@
           <w:szCs w:val="26"/>
           <w:lang w:val="pl-PL"/>
         </w:rPr>
-        <w:t>8. Ocena na zbiorze testowym (15%)</w:t>
-      </w:r>
-    </w:p>
-    <w:p>
-      <w:pPr>
-        <w:rPr>
-          <w:lang w:val="pl-PL"/>
-        </w:rPr>
-      </w:pPr>
-      <w:r>
-        <w:rPr>
-          <w:lang w:val="pl-PL"/>
-        </w:rPr>
-        <w:t>Modele ocenione na 19483 próbkach testowych (dane niewidziane w treningu i walidacji).</w:t>
-      </w:r>
-      <w:proofErr w:type="gramStart"/>
-      <w:proofErr w:type="gramEnd"/>
-    </w:p>
-    <w:p>
-      <w:pPr>
-        <w:pStyle w:val="ListParagraph"/>
-        <w:rPr>
-          <w:lang w:val="pl-PL"/>
-        </w:rPr>
-      </w:pPr>
-      <w:r>
-        <w:rPr>
-          <w:lang w:val="pl-PL"/>
-        </w:rPr>
-        <w:t>•  Accuracy — odsetek poprawnych klasyfikacji (zdominowane przez duże klasy).</w:t>
-      </w:r>
-      <w:proofErr w:type="spellStart"/>
-      <w:proofErr w:type="spellEnd"/>
-    </w:p>
-    <w:p>
-      <w:pPr>
-        <w:pStyle w:val="ListParagraph"/>
-        <w:rPr>
-          <w:lang w:val="pl-PL"/>
-        </w:rPr>
-      </w:pPr>
-      <w:r>
-        <w:rPr>
-          <w:lang w:val="pl-PL"/>
-        </w:rPr>
-        <w:t>•  F1-macro — średnia F1 per klasa z równymi wagami (lepsza przy niezbalansowaniu).</w:t>
-      </w:r>
-      <w:proofErr w:type="spellStart"/>
-      <w:proofErr w:type="spellEnd"/>
-      <w:proofErr w:type="spellStart"/>
-      <w:proofErr w:type="spellEnd"/>
-    </w:p>
-    <w:p>
-      <w:pPr>
-        <w:pStyle w:val="ListParagraph"/>
-        <w:rPr>
-          <w:lang w:val="pl-PL"/>
-        </w:rPr>
-      </w:pPr>
-      <w:r>
-        <w:rPr>
-          <w:lang w:val="pl-PL"/>
-        </w:rPr>
-        <w:t>•  Precision macro — średnia precyzji per klasa.</w:t>
-      </w:r>
-    </w:p>
-    <w:p>
-      <w:pPr>
-        <w:pStyle w:val="ListParagraph"/>
-        <w:rPr>
-          <w:lang w:val="pl-PL"/>
-        </w:rPr>
-      </w:pPr>
-      <w:r>
-        <w:rPr>
-          <w:lang w:val="pl-PL"/>
-        </w:rPr>
-        <w:t>•  Recall macro — średnia czułości per klasa.</w:t>
-      </w:r>
-    </w:p>
-    <w:p>
-      <w:pPr>
-        <w:pStyle w:val="ListParagraph"/>
-        <w:rPr>
-          <w:lang w:val="pl-PL"/>
-        </w:rPr>
-      </w:pPr>
-      <w:r>
-        <w:rPr>
-          <w:lang w:val="pl-PL"/>
-        </w:rPr>
-        <w:t>•  Macierz pomyłek — analiza pomyłek między Business, Eco, Eco Plus.</w:t>
-      </w:r>
-      <w:proofErr w:type="spellStart"/>
-      <w:proofErr w:type="spellEnd"/>
-    </w:p>
-    <w:p>
-      <w:pPr>
-        <w:rPr>
-          <w:lang w:val="pl-PL"/>
-        </w:rPr>
-      </w:pPr>
-      <w:r>
-        <w:rPr>
-          <w:lang w:val="pl-PL"/>
-        </w:rPr>
-        <w:t>Dodatkowo w CV porównujemy wszystkie warianty MLP, RF i XGB; najlepszy RF w CV: rf_300 (</w:t>
-      </w:r>
-      <w:proofErr w:type="spellStart"/>
-      <w:r>
-        <w:rPr>
-          <w:lang w:val="pl-PL"/>
-        </w:rPr>
-        <w:t>accuracy</w:t>
-      </w:r>
-      <w:proofErr w:type="spellEnd"/>
-      <w:r>
-        <w:rPr>
-          <w:lang w:val="pl-PL"/>
-        </w:rPr>
-        <w:t xml:space="preserve"> ≈ 0,69).</w:t>
-      </w:r>
-    </w:p>
-    <w:p>
-      <w:pPr>
-        <w:rPr>
-          <w:lang w:val="pl-PL"/>
-        </w:rPr>
-      </w:pPr>
-      <w:r>
-        <w:rPr>
-          <w:lang w:val="pl-PL"/>
-        </w:rPr>
-        <w:br/>
-      </w:r>
-    </w:p>
-    <w:p>
-      <w:pPr>
-        <w:rPr>
-          <w:lang w:val="pl-PL"/>
-        </w:rPr>
-      </w:pPr>
-      <w:r>
-        <w:rPr>
-          <w:lang w:val="pl-PL"/>
-        </w:rPr>
-        <w:br w:type="page"/>
-      </w:r>
-    </w:p>
-    <w:p>
-      <w:pPr>
+      </w:pPr>
+      <w:r>
         <w:rPr>
           <w:b/>
           <w:bCs/>
@@ -1150,7 +1292,9 @@
           <w:szCs w:val="26"/>
           <w:lang w:val="pl-PL"/>
         </w:rPr>
-      </w:pPr>
+        <w:lastRenderedPageBreak/>
+        <w:t xml:space="preserve">7. Projekt modelu </w:t>
+      </w:r>
       <w:r>
         <w:rPr>
           <w:b/>
@@ -1159,6 +1303,1014 @@
           <w:szCs w:val="26"/>
           <w:lang w:val="pl-PL"/>
         </w:rPr>
+        <w:t>-</w:t>
+      </w:r>
+      <w:r>
+        <w:rPr>
+          <w:b/>
+          <w:bCs/>
+          <w:sz w:val="26"/>
+          <w:szCs w:val="26"/>
+          <w:lang w:val="pl-PL"/>
+        </w:rPr>
+        <w:t xml:space="preserve"> MLP (</w:t>
+      </w:r>
+      <w:proofErr w:type="spellStart"/>
+      <w:r>
+        <w:rPr>
+          <w:b/>
+          <w:bCs/>
+          <w:sz w:val="26"/>
+          <w:szCs w:val="26"/>
+          <w:lang w:val="pl-PL"/>
+        </w:rPr>
+        <w:t>PyTorch</w:t>
+      </w:r>
+      <w:proofErr w:type="spellEnd"/>
+      <w:r>
+        <w:rPr>
+          <w:b/>
+          <w:bCs/>
+          <w:sz w:val="26"/>
+          <w:szCs w:val="26"/>
+          <w:lang w:val="pl-PL"/>
+        </w:rPr>
+        <w:t xml:space="preserve">), </w:t>
+      </w:r>
+      <w:proofErr w:type="spellStart"/>
+      <w:r>
+        <w:rPr>
+          <w:b/>
+          <w:bCs/>
+          <w:sz w:val="26"/>
+          <w:szCs w:val="26"/>
+          <w:lang w:val="pl-PL"/>
+        </w:rPr>
+        <w:t>Random</w:t>
+      </w:r>
+      <w:proofErr w:type="spellEnd"/>
+      <w:r>
+        <w:rPr>
+          <w:b/>
+          <w:bCs/>
+          <w:sz w:val="26"/>
+          <w:szCs w:val="26"/>
+          <w:lang w:val="pl-PL"/>
+        </w:rPr>
+        <w:t xml:space="preserve"> </w:t>
+      </w:r>
+      <w:proofErr w:type="spellStart"/>
+      <w:r>
+        <w:rPr>
+          <w:b/>
+          <w:bCs/>
+          <w:sz w:val="26"/>
+          <w:szCs w:val="26"/>
+          <w:lang w:val="pl-PL"/>
+        </w:rPr>
+        <w:t>Forest</w:t>
+      </w:r>
+      <w:proofErr w:type="spellEnd"/>
+    </w:p>
+    <w:p>
+      <w:pPr>
+        <w:rPr>
+          <w:lang w:val="pl-PL"/>
+        </w:rPr>
+      </w:pPr>
+      <w:r>
+        <w:rPr>
+          <w:lang w:val="pl-PL"/>
+        </w:rPr>
+        <w:t xml:space="preserve">Model główny </w:t>
+      </w:r>
+      <w:r>
+        <w:rPr>
+          <w:lang w:val="pl-PL"/>
+        </w:rPr>
+        <w:t>-</w:t>
+      </w:r>
+      <w:r>
+        <w:rPr>
+          <w:lang w:val="pl-PL"/>
+        </w:rPr>
+        <w:t xml:space="preserve"> </w:t>
+      </w:r>
+      <w:proofErr w:type="spellStart"/>
+      <w:r>
+        <w:rPr>
+          <w:lang w:val="pl-PL"/>
+        </w:rPr>
+        <w:t>AirlineMLP</w:t>
+      </w:r>
+      <w:proofErr w:type="spellEnd"/>
+      <w:r>
+        <w:rPr>
+          <w:lang w:val="pl-PL"/>
+        </w:rPr>
+        <w:t xml:space="preserve"> (</w:t>
+      </w:r>
+      <w:proofErr w:type="spellStart"/>
+      <w:r>
+        <w:rPr>
+          <w:lang w:val="pl-PL"/>
+        </w:rPr>
+        <w:t>torch.</w:t>
+      </w:r>
+      <w:proofErr w:type="gramStart"/>
+      <w:r>
+        <w:rPr>
+          <w:lang w:val="pl-PL"/>
+        </w:rPr>
+        <w:t>nn.Module</w:t>
+      </w:r>
+      <w:proofErr w:type="spellEnd"/>
+      <w:proofErr w:type="gramEnd"/>
+      <w:r>
+        <w:rPr>
+          <w:lang w:val="pl-PL"/>
+        </w:rPr>
+        <w:t xml:space="preserve">) z konfigurowalnymi warstwami ukrytymi. Architektura: Linear → BatchNorm1d → </w:t>
+      </w:r>
+      <w:proofErr w:type="spellStart"/>
+      <w:r>
+        <w:rPr>
+          <w:lang w:val="pl-PL"/>
+        </w:rPr>
+        <w:t>ReLU</w:t>
+      </w:r>
+      <w:proofErr w:type="spellEnd"/>
+      <w:r>
+        <w:rPr>
+          <w:lang w:val="pl-PL"/>
+        </w:rPr>
+        <w:t xml:space="preserve"> → </w:t>
+      </w:r>
+      <w:proofErr w:type="spellStart"/>
+      <w:r>
+        <w:rPr>
+          <w:lang w:val="pl-PL"/>
+        </w:rPr>
+        <w:t>Dropout</w:t>
+      </w:r>
+      <w:proofErr w:type="spellEnd"/>
+      <w:r>
+        <w:rPr>
+          <w:lang w:val="pl-PL"/>
+        </w:rPr>
+        <w:t xml:space="preserve"> (</w:t>
+      </w:r>
+      <w:r>
+        <w:rPr>
+          <w:lang w:val="pl-PL"/>
+        </w:rPr>
+        <w:t>dla</w:t>
+      </w:r>
+      <w:r>
+        <w:rPr>
+          <w:lang w:val="pl-PL"/>
+        </w:rPr>
+        <w:t xml:space="preserve"> warstw</w:t>
+      </w:r>
+      <w:r>
+        <w:rPr>
+          <w:lang w:val="pl-PL"/>
+        </w:rPr>
+        <w:t>y</w:t>
+      </w:r>
+      <w:r>
+        <w:rPr>
+          <w:lang w:val="pl-PL"/>
+        </w:rPr>
+        <w:t xml:space="preserve"> ukryt</w:t>
+      </w:r>
+      <w:r>
+        <w:rPr>
+          <w:lang w:val="pl-PL"/>
+        </w:rPr>
+        <w:t>ej</w:t>
+      </w:r>
+      <w:r>
+        <w:rPr>
+          <w:lang w:val="pl-PL"/>
+        </w:rPr>
+        <w:t>).</w:t>
+      </w:r>
+    </w:p>
+    <w:p>
+      <w:pPr>
+        <w:rPr>
+          <w:lang w:val="pl-PL"/>
+        </w:rPr>
+      </w:pPr>
+      <w:r>
+        <w:rPr>
+          <w:lang w:val="pl-PL"/>
+        </w:rPr>
+        <w:t>Najlepsza konfiguracja z grid search: MLP512x256x128_d0.30_lr1e-03 (walidacyjne macro F1 = 0.6591).</w:t>
+      </w:r>
+    </w:p>
+    <w:p>
+      <w:pPr>
+        <w:rPr>
+          <w:lang w:val="en-GB"/>
+        </w:rPr>
+      </w:pPr>
+      <w:proofErr w:type="spellStart"/>
+      <w:r>
+        <w:rPr>
+          <w:lang w:val="en-GB"/>
+        </w:rPr>
+        <w:t>Implementacja</w:t>
+      </w:r>
+      <w:proofErr w:type="spellEnd"/>
+      <w:r>
+        <w:rPr>
+          <w:lang w:val="en-GB"/>
+        </w:rPr>
+        <w:t>: airline_project/model.py (</w:t>
+      </w:r>
+      <w:proofErr w:type="spellStart"/>
+      <w:r>
+        <w:rPr>
+          <w:lang w:val="en-GB"/>
+        </w:rPr>
+        <w:t>klasa</w:t>
+      </w:r>
+      <w:proofErr w:type="spellEnd"/>
+      <w:r>
+        <w:rPr>
+          <w:lang w:val="en-GB"/>
+        </w:rPr>
+        <w:t xml:space="preserve"> </w:t>
+      </w:r>
+      <w:proofErr w:type="spellStart"/>
+      <w:r>
+        <w:rPr>
+          <w:lang w:val="en-GB"/>
+        </w:rPr>
+        <w:t>AirlineMLP</w:t>
+      </w:r>
+      <w:proofErr w:type="spellEnd"/>
+      <w:r>
+        <w:rPr>
+          <w:lang w:val="en-GB"/>
+        </w:rPr>
+        <w:t>), airline_project/experiment.py (</w:t>
+      </w:r>
+      <w:proofErr w:type="spellStart"/>
+      <w:r>
+        <w:rPr>
+          <w:lang w:val="en-GB"/>
+        </w:rPr>
+        <w:t>trening</w:t>
+      </w:r>
+      <w:proofErr w:type="spellEnd"/>
+      <w:r>
+        <w:rPr>
+          <w:lang w:val="en-GB"/>
+        </w:rPr>
+        <w:t xml:space="preserve">, grid search, </w:t>
+      </w:r>
+      <w:proofErr w:type="spellStart"/>
+      <w:r>
+        <w:rPr>
+          <w:lang w:val="en-GB"/>
+        </w:rPr>
+        <w:t>ewaluacja</w:t>
+      </w:r>
+      <w:proofErr w:type="spellEnd"/>
+      <w:r>
+        <w:rPr>
+          <w:lang w:val="en-GB"/>
+        </w:rPr>
+        <w:t>).</w:t>
+      </w:r>
+    </w:p>
+    <w:p>
+      <w:pPr>
+        <w:rPr>
+          <w:lang w:val="en-GB"/>
+        </w:rPr>
+      </w:pPr>
+      <w:proofErr w:type="spellStart"/>
+      <w:r>
+        <w:rPr>
+          <w:lang w:val="en-GB"/>
+        </w:rPr>
+        <w:t>Konfiguracja</w:t>
+      </w:r>
+      <w:proofErr w:type="spellEnd"/>
+      <w:r>
+        <w:rPr>
+          <w:lang w:val="en-GB"/>
+        </w:rPr>
+        <w:t xml:space="preserve"> MLP:</w:t>
+      </w:r>
+    </w:p>
+    <w:p>
+      <w:pPr>
+        <w:pStyle w:val="ListParagraph"/>
+        <w:rPr>
+          <w:lang w:val="en-GB"/>
+        </w:rPr>
+      </w:pPr>
+      <w:r>
+        <w:t xml:space="preserve">•  Optimizer: </w:t>
+      </w:r>
+      <w:proofErr w:type="spellStart"/>
+      <w:r>
+        <w:t>AdamW</w:t>
+      </w:r>
+      <w:proofErr w:type="spellEnd"/>
+      <w:r>
+        <w:t xml:space="preserve">, </w:t>
+      </w:r>
+      <w:proofErr w:type="spellStart"/>
+      <w:r>
+        <w:t>learning_rate</w:t>
+      </w:r>
+      <w:proofErr w:type="spellEnd"/>
+      <w:r>
+        <w:t xml:space="preserve"> = 1e-3 </w:t>
+      </w:r>
+      <w:proofErr w:type="spellStart"/>
+      <w:r>
+        <w:t>lub</w:t>
+      </w:r>
+      <w:proofErr w:type="spellEnd"/>
+      <w:r>
+        <w:t xml:space="preserve"> 5e-4, </w:t>
+      </w:r>
+      <w:proofErr w:type="spellStart"/>
+      <w:r>
+        <w:t>weight_decay</w:t>
+      </w:r>
+      <w:proofErr w:type="spellEnd"/>
+      <w:r>
+        <w:t xml:space="preserve"> = 1e-4.</w:t>
+      </w:r>
+    </w:p>
+    <w:p>
+      <w:pPr>
+        <w:pStyle w:val="ListParagraph"/>
+        <w:rPr>
+          <w:lang w:val="en-GB"/>
+        </w:rPr>
+      </w:pPr>
+      <w:r>
+        <w:rPr>
+          <w:lang w:val="en-GB"/>
+        </w:rPr>
+        <w:t xml:space="preserve">•  Loss: </w:t>
+      </w:r>
+      <w:proofErr w:type="spellStart"/>
+      <w:r>
+        <w:rPr>
+          <w:lang w:val="en-GB"/>
+        </w:rPr>
+        <w:t>CrossEntropyLoss</w:t>
+      </w:r>
+      <w:proofErr w:type="spellEnd"/>
+      <w:r>
+        <w:rPr>
+          <w:lang w:val="en-GB"/>
+        </w:rPr>
+        <w:t xml:space="preserve"> z class weights (</w:t>
+      </w:r>
+      <w:proofErr w:type="spellStart"/>
+      <w:r>
+        <w:rPr>
+          <w:lang w:val="en-GB"/>
+        </w:rPr>
+        <w:t>compute_class_weight</w:t>
+      </w:r>
+      <w:proofErr w:type="spellEnd"/>
+      <w:r>
+        <w:rPr>
+          <w:lang w:val="en-GB"/>
+        </w:rPr>
+        <w:t xml:space="preserve"> balanced).</w:t>
+      </w:r>
+    </w:p>
+    <w:p>
+      <w:pPr>
+        <w:pStyle w:val="ListParagraph"/>
+        <w:rPr>
+          <w:lang w:val="en-GB"/>
+        </w:rPr>
+      </w:pPr>
+      <w:r>
+        <w:rPr>
+          <w:lang w:val="en-GB"/>
+        </w:rPr>
+        <w:t xml:space="preserve">•  Scheduler: </w:t>
+      </w:r>
+      <w:proofErr w:type="spellStart"/>
+      <w:r>
+        <w:rPr>
+          <w:lang w:val="en-GB"/>
+        </w:rPr>
+        <w:t>ReduceLROnPlateau</w:t>
+      </w:r>
+      <w:proofErr w:type="spellEnd"/>
+      <w:r>
+        <w:rPr>
+          <w:lang w:val="en-GB"/>
+        </w:rPr>
+        <w:t xml:space="preserve"> (mode=max, factor=0.5, patience=3).</w:t>
+      </w:r>
+    </w:p>
+    <w:p>
+      <w:pPr>
+        <w:pStyle w:val="ListParagraph"/>
+        <w:rPr>
+          <w:lang w:val="en-GB"/>
+        </w:rPr>
+      </w:pPr>
+      <w:r>
+        <w:t xml:space="preserve">•  Early stopping: patience=5 </w:t>
+      </w:r>
+      <w:proofErr w:type="spellStart"/>
+      <w:r>
+        <w:t>epok</w:t>
+      </w:r>
+      <w:proofErr w:type="spellEnd"/>
+      <w:r>
+        <w:t xml:space="preserve"> bez </w:t>
+      </w:r>
+      <w:proofErr w:type="spellStart"/>
+      <w:r>
+        <w:t>poprawy</w:t>
+      </w:r>
+      <w:proofErr w:type="spellEnd"/>
+      <w:r>
+        <w:t xml:space="preserve"> </w:t>
+      </w:r>
+      <w:proofErr w:type="spellStart"/>
+      <w:r>
+        <w:t>val</w:t>
+      </w:r>
+      <w:proofErr w:type="spellEnd"/>
+      <w:r>
+        <w:t xml:space="preserve"> macro F1.</w:t>
+      </w:r>
+    </w:p>
+    <w:p>
+      <w:pPr>
+        <w:pStyle w:val="ListParagraph"/>
+        <w:rPr>
+          <w:lang w:val="en-GB"/>
+        </w:rPr>
+      </w:pPr>
+      <w:r>
+        <w:rPr>
+          <w:lang w:val="en-GB"/>
+        </w:rPr>
+        <w:t>•  Batch size: 1024, max epochs: 30–35.</w:t>
+      </w:r>
+    </w:p>
+    <w:p>
+      <w:pPr>
+        <w:pStyle w:val="ListParagraph"/>
+        <w:rPr>
+          <w:lang w:val="en-GB"/>
+        </w:rPr>
+      </w:pPr>
+      <w:r>
+        <w:t>•  Dropout: 0.1 / 0.2 / 0.3 (</w:t>
+      </w:r>
+      <w:proofErr w:type="spellStart"/>
+      <w:r>
+        <w:t>testowane</w:t>
+      </w:r>
+      <w:proofErr w:type="spellEnd"/>
+      <w:r>
+        <w:t xml:space="preserve"> w grid search).</w:t>
+      </w:r>
+    </w:p>
+    <w:p>
+      <w:pPr>
+        <w:pStyle w:val="ListParagraph"/>
+        <w:rPr>
+          <w:lang w:val="pl-PL"/>
+        </w:rPr>
+      </w:pPr>
+      <w:r>
+        <w:rPr>
+          <w:lang w:val="pl-PL"/>
+        </w:rPr>
+        <w:t xml:space="preserve">•  </w:t>
+      </w:r>
+      <w:proofErr w:type="spellStart"/>
+      <w:r>
+        <w:rPr>
+          <w:lang w:val="pl-PL"/>
+        </w:rPr>
+        <w:t>Grid</w:t>
+      </w:r>
+      <w:proofErr w:type="spellEnd"/>
+      <w:r>
+        <w:rPr>
+          <w:lang w:val="pl-PL"/>
+        </w:rPr>
+        <w:t xml:space="preserve"> </w:t>
+      </w:r>
+      <w:proofErr w:type="spellStart"/>
+      <w:r>
+        <w:rPr>
+          <w:lang w:val="pl-PL"/>
+        </w:rPr>
+        <w:t>search</w:t>
+      </w:r>
+      <w:proofErr w:type="spellEnd"/>
+      <w:r>
+        <w:rPr>
+          <w:lang w:val="pl-PL"/>
+        </w:rPr>
+        <w:t xml:space="preserve">: 3 architektury × 3 </w:t>
+      </w:r>
+      <w:proofErr w:type="spellStart"/>
+      <w:r>
+        <w:rPr>
+          <w:lang w:val="pl-PL"/>
+        </w:rPr>
+        <w:t>dropout</w:t>
+      </w:r>
+      <w:proofErr w:type="spellEnd"/>
+      <w:r>
+        <w:rPr>
+          <w:lang w:val="pl-PL"/>
+        </w:rPr>
+        <w:t xml:space="preserve"> × 2 </w:t>
+      </w:r>
+      <w:proofErr w:type="spellStart"/>
+      <w:r>
+        <w:rPr>
+          <w:lang w:val="pl-PL"/>
+        </w:rPr>
+        <w:t>lr</w:t>
+      </w:r>
+      <w:proofErr w:type="spellEnd"/>
+      <w:r>
+        <w:rPr>
+          <w:lang w:val="pl-PL"/>
+        </w:rPr>
+        <w:t xml:space="preserve"> = 18 konfiguracji.</w:t>
+      </w:r>
+    </w:p>
+    <w:p>
+      <w:pPr>
+        <w:rPr>
+          <w:lang w:val="pl-PL"/>
+        </w:rPr>
+      </w:pPr>
+      <w:r>
+        <w:rPr>
+          <w:lang w:val="pl-PL"/>
+        </w:rPr>
+        <w:t>Model porównawczy:</w:t>
+      </w:r>
+    </w:p>
+    <w:p>
+      <w:pPr>
+        <w:pStyle w:val="ListParagraph"/>
+        <w:rPr>
+          <w:lang w:val="pl-PL"/>
+        </w:rPr>
+      </w:pPr>
+      <w:r>
+        <w:rPr>
+          <w:lang w:val="pl-PL"/>
+        </w:rPr>
+        <w:t xml:space="preserve">•  </w:t>
+      </w:r>
+      <w:proofErr w:type="spellStart"/>
+      <w:r>
+        <w:rPr>
+          <w:lang w:val="pl-PL"/>
+        </w:rPr>
+        <w:t>RandomForestClassifier</w:t>
+      </w:r>
+      <w:proofErr w:type="spellEnd"/>
+      <w:r>
+        <w:rPr>
+          <w:lang w:val="pl-PL"/>
+        </w:rPr>
+        <w:t xml:space="preserve"> (</w:t>
+      </w:r>
+      <w:proofErr w:type="spellStart"/>
+      <w:r>
+        <w:rPr>
+          <w:lang w:val="pl-PL"/>
+        </w:rPr>
+        <w:t>sklearn</w:t>
+      </w:r>
+      <w:proofErr w:type="spellEnd"/>
+      <w:r>
+        <w:rPr>
+          <w:lang w:val="pl-PL"/>
+        </w:rPr>
+        <w:t xml:space="preserve">) z domyślnymi parametrami (100 drzew, bez </w:t>
+      </w:r>
+      <w:proofErr w:type="spellStart"/>
+      <w:r>
+        <w:rPr>
+          <w:lang w:val="pl-PL"/>
+        </w:rPr>
+        <w:t>class</w:t>
+      </w:r>
+      <w:proofErr w:type="spellEnd"/>
+      <w:r>
+        <w:rPr>
+          <w:lang w:val="pl-PL"/>
+        </w:rPr>
+        <w:t xml:space="preserve"> </w:t>
+      </w:r>
+      <w:proofErr w:type="spellStart"/>
+      <w:r>
+        <w:rPr>
+          <w:lang w:val="pl-PL"/>
+        </w:rPr>
+        <w:t>weights</w:t>
+      </w:r>
+      <w:proofErr w:type="spellEnd"/>
+      <w:r>
+        <w:rPr>
+          <w:lang w:val="pl-PL"/>
+        </w:rPr>
+        <w:t>).</w:t>
+      </w:r>
+    </w:p>
+    <w:p>
+      <w:pPr>
+        <w:pStyle w:val="ListParagraph"/>
+        <w:rPr>
+          <w:lang w:val="pl-PL"/>
+        </w:rPr>
+      </w:pPr>
+      <w:r>
+        <w:rPr>
+          <w:lang w:val="pl-PL"/>
+        </w:rPr>
+        <w:t xml:space="preserve">•  RF służy jako </w:t>
+      </w:r>
+      <w:proofErr w:type="spellStart"/>
+      <w:r>
+        <w:rPr>
+          <w:lang w:val="pl-PL"/>
+        </w:rPr>
+        <w:t>baseline</w:t>
+      </w:r>
+      <w:proofErr w:type="spellEnd"/>
+      <w:r>
+        <w:rPr>
+          <w:lang w:val="pl-PL"/>
+        </w:rPr>
+        <w:t xml:space="preserve"> referencyjny (bez </w:t>
+      </w:r>
+      <w:proofErr w:type="spellStart"/>
+      <w:r>
+        <w:rPr>
+          <w:lang w:val="pl-PL"/>
+        </w:rPr>
+        <w:t>tuningu</w:t>
+      </w:r>
+      <w:proofErr w:type="spellEnd"/>
+      <w:r>
+        <w:rPr>
+          <w:lang w:val="pl-PL"/>
+        </w:rPr>
+        <w:t>, bez balansowania).</w:t>
+      </w:r>
+    </w:p>
+    <w:p>
+      <w:pPr>
+        <w:rPr>
+          <w:lang w:val="pl-PL"/>
+        </w:rPr>
+      </w:pPr>
+      <w:r>
+        <w:rPr>
+          <w:lang w:val="pl-PL"/>
+        </w:rPr>
+        <w:t xml:space="preserve">•  Porównanie: MLP baseline vs MLP </w:t>
+      </w:r>
+      <w:proofErr w:type="spellStart"/>
+      <w:r>
+        <w:rPr>
+          <w:lang w:val="pl-PL"/>
+        </w:rPr>
+        <w:t>tuned</w:t>
+      </w:r>
+      <w:proofErr w:type="spellEnd"/>
+      <w:r>
+        <w:rPr>
+          <w:lang w:val="pl-PL"/>
+        </w:rPr>
+        <w:t xml:space="preserve"> vs </w:t>
+      </w:r>
+      <w:proofErr w:type="spellStart"/>
+      <w:r>
+        <w:rPr>
+          <w:lang w:val="pl-PL"/>
+        </w:rPr>
+        <w:t>Random</w:t>
+      </w:r>
+      <w:proofErr w:type="spellEnd"/>
+      <w:r>
+        <w:rPr>
+          <w:lang w:val="pl-PL"/>
+        </w:rPr>
+        <w:t xml:space="preserve"> </w:t>
+      </w:r>
+      <w:proofErr w:type="spellStart"/>
+      <w:r>
+        <w:rPr>
+          <w:lang w:val="pl-PL"/>
+        </w:rPr>
+        <w:t>Forest</w:t>
+      </w:r>
+      <w:proofErr w:type="spellEnd"/>
+      <w:r>
+        <w:rPr>
+          <w:lang w:val="pl-PL"/>
+        </w:rPr>
+        <w:t xml:space="preserve"> na identycznych danych.</w:t>
+      </w:r>
+    </w:p>
+    <w:p>
+      <w:pPr>
+        <w:rPr>
+          <w:lang w:val="en-GB"/>
+        </w:rPr>
+      </w:pPr>
+      <w:proofErr w:type="spellStart"/>
+      <w:r>
+        <w:t>Ewaluacja</w:t>
+      </w:r>
+      <w:proofErr w:type="spellEnd"/>
+      <w:r>
+        <w:t xml:space="preserve">: </w:t>
+      </w:r>
+      <w:proofErr w:type="spellStart"/>
+      <w:r>
+        <w:t>classification_report</w:t>
+      </w:r>
+      <w:proofErr w:type="spellEnd"/>
+      <w:r>
+        <w:t xml:space="preserve">, confusion matrix, </w:t>
+      </w:r>
+      <w:proofErr w:type="spellStart"/>
+      <w:r>
+        <w:t>tabela</w:t>
+      </w:r>
+      <w:proofErr w:type="spellEnd"/>
+      <w:r>
+        <w:t xml:space="preserve"> </w:t>
+      </w:r>
+      <w:proofErr w:type="spellStart"/>
+      <w:r>
+        <w:t>metryk</w:t>
+      </w:r>
+      <w:proofErr w:type="spellEnd"/>
+      <w:r>
+        <w:t xml:space="preserve"> (accuracy, precision/recall/F1 macro).</w:t>
+      </w:r>
+    </w:p>
+    <w:p>
+      <w:pPr>
+        <w:rPr>
+          <w:b/>
+          <w:bCs/>
+          <w:sz w:val="26"/>
+          <w:szCs w:val="26"/>
+          <w:lang w:val="pl-PL"/>
+        </w:rPr>
+      </w:pPr>
+      <w:r>
+        <w:rPr>
+          <w:b/>
+          <w:bCs/>
+          <w:sz w:val="26"/>
+          <w:szCs w:val="26"/>
+          <w:lang w:val="pl-PL"/>
+        </w:rPr>
+        <w:t>8. Ocena na zbiorze testowym (15%)</w:t>
+      </w:r>
+    </w:p>
+    <w:p>
+      <w:pPr>
+        <w:rPr>
+          <w:lang w:val="pl-PL"/>
+        </w:rPr>
+      </w:pPr>
+      <w:r>
+        <w:rPr>
+          <w:lang w:val="pl-PL"/>
+        </w:rPr>
+        <w:t>Modele ocenione na 19483 próbkach testowych (dane niewidziane w treningu i walidacji).</w:t>
+      </w:r>
+    </w:p>
+    <w:p>
+      <w:pPr>
+        <w:pStyle w:val="ListParagraph"/>
+        <w:rPr>
+          <w:lang w:val="pl-PL"/>
+        </w:rPr>
+      </w:pPr>
+      <w:r>
+        <w:rPr>
+          <w:lang w:val="pl-PL"/>
+        </w:rPr>
+        <w:t xml:space="preserve">•  </w:t>
+      </w:r>
+      <w:proofErr w:type="spellStart"/>
+      <w:r>
+        <w:rPr>
+          <w:lang w:val="pl-PL"/>
+        </w:rPr>
+        <w:t>Accuracy</w:t>
+      </w:r>
+      <w:proofErr w:type="spellEnd"/>
+      <w:r>
+        <w:rPr>
+          <w:lang w:val="pl-PL"/>
+        </w:rPr>
+        <w:t xml:space="preserve"> </w:t>
+      </w:r>
+      <w:r>
+        <w:rPr>
+          <w:lang w:val="pl-PL"/>
+        </w:rPr>
+        <w:t>-</w:t>
+      </w:r>
+      <w:r>
+        <w:rPr>
+          <w:lang w:val="pl-PL"/>
+        </w:rPr>
+        <w:t xml:space="preserve"> odsetek poprawnych klasyfikacji (zdominowane przez duże klasy).</w:t>
+      </w:r>
+    </w:p>
+    <w:p>
+      <w:pPr>
+        <w:pStyle w:val="ListParagraph"/>
+        <w:rPr>
+          <w:lang w:val="pl-PL"/>
+        </w:rPr>
+      </w:pPr>
+      <w:r>
+        <w:rPr>
+          <w:lang w:val="pl-PL"/>
+        </w:rPr>
+        <w:t xml:space="preserve">•  F1-macro </w:t>
+      </w:r>
+      <w:r>
+        <w:rPr>
+          <w:lang w:val="pl-PL"/>
+        </w:rPr>
+        <w:t>-</w:t>
+      </w:r>
+      <w:r>
+        <w:rPr>
+          <w:lang w:val="pl-PL"/>
+        </w:rPr>
+        <w:t xml:space="preserve"> średnia F1 per klasa z równymi wagami (lepsza przy niezbalansowaniu).</w:t>
+      </w:r>
+    </w:p>
+    <w:p>
+      <w:pPr>
+        <w:pStyle w:val="ListParagraph"/>
+        <w:rPr>
+          <w:lang w:val="pl-PL"/>
+        </w:rPr>
+      </w:pPr>
+      <w:r>
+        <w:rPr>
+          <w:lang w:val="pl-PL"/>
+        </w:rPr>
+        <w:t xml:space="preserve">•  Precision macro </w:t>
+      </w:r>
+      <w:r>
+        <w:rPr>
+          <w:lang w:val="pl-PL"/>
+        </w:rPr>
+        <w:t>-</w:t>
+      </w:r>
+      <w:r>
+        <w:rPr>
+          <w:lang w:val="pl-PL"/>
+        </w:rPr>
+        <w:t xml:space="preserve"> średnia precyzji per klasa.</w:t>
+      </w:r>
+    </w:p>
+    <w:p>
+      <w:pPr>
+        <w:pStyle w:val="ListParagraph"/>
+        <w:rPr>
+          <w:lang w:val="pl-PL"/>
+        </w:rPr>
+      </w:pPr>
+      <w:r>
+        <w:rPr>
+          <w:lang w:val="pl-PL"/>
+        </w:rPr>
+        <w:t xml:space="preserve">•  </w:t>
+      </w:r>
+      <w:proofErr w:type="spellStart"/>
+      <w:r>
+        <w:rPr>
+          <w:lang w:val="pl-PL"/>
+        </w:rPr>
+        <w:t>Recall</w:t>
+      </w:r>
+      <w:proofErr w:type="spellEnd"/>
+      <w:r>
+        <w:rPr>
+          <w:lang w:val="pl-PL"/>
+        </w:rPr>
+        <w:t xml:space="preserve"> macro </w:t>
+      </w:r>
+      <w:r>
+        <w:rPr>
+          <w:lang w:val="pl-PL"/>
+        </w:rPr>
+        <w:t>-</w:t>
+      </w:r>
+      <w:r>
+        <w:rPr>
+          <w:lang w:val="pl-PL"/>
+        </w:rPr>
+        <w:t xml:space="preserve"> średnia czułości per klasa.</w:t>
+      </w:r>
+    </w:p>
+    <w:p>
+      <w:pPr>
+        <w:pStyle w:val="ListParagraph"/>
+        <w:rPr>
+          <w:lang w:val="pl-PL"/>
+        </w:rPr>
+      </w:pPr>
+      <w:r>
+        <w:rPr>
+          <w:lang w:val="pl-PL"/>
+        </w:rPr>
+        <w:t xml:space="preserve">•  Macierz pomyłek </w:t>
+      </w:r>
+      <w:r>
+        <w:rPr>
+          <w:lang w:val="pl-PL"/>
+        </w:rPr>
+        <w:t>-</w:t>
+      </w:r>
+      <w:r>
+        <w:rPr>
+          <w:lang w:val="pl-PL"/>
+        </w:rPr>
+        <w:t xml:space="preserve"> analiza pomyłek między Business, Eco, Eco Plus.</w:t>
+      </w:r>
+    </w:p>
+    <w:p>
+      <w:pPr>
+        <w:rPr>
+          <w:lang w:val="pl-PL"/>
+        </w:rPr>
+      </w:pPr>
+      <w:r>
+        <w:rPr>
+          <w:lang w:val="pl-PL"/>
+        </w:rPr>
+        <w:t>Dodatkowo w CV porównujemy wszystkie warianty MLP, RF i XGB; najlepszy RF w CV: rf_300 (</w:t>
+      </w:r>
+      <w:proofErr w:type="spellStart"/>
+      <w:r>
+        <w:rPr>
+          <w:lang w:val="pl-PL"/>
+        </w:rPr>
+        <w:t>accuracy</w:t>
+      </w:r>
+      <w:proofErr w:type="spellEnd"/>
+      <w:r>
+        <w:rPr>
+          <w:lang w:val="pl-PL"/>
+        </w:rPr>
+        <w:t xml:space="preserve"> ≈ 0,69).</w:t>
+      </w:r>
+    </w:p>
+    <w:p>
+      <w:pPr>
+        <w:rPr>
+          <w:lang w:val="pl-PL"/>
+        </w:rPr>
+      </w:pPr>
+      <w:r>
+        <w:rPr>
+          <w:b/>
+          <w:bCs/>
+          <w:sz w:val="26"/>
+          <w:szCs w:val="26"/>
+          <w:lang w:val="pl-PL"/>
+        </w:rPr>
         <w:t>9. Analiza uzyskanych rezultatów</w:t>
       </w:r>
     </w:p>
@@ -1195,12 +2347,12 @@
       <w:pPr>
         <w:pStyle w:val="ListParagraph"/>
         <w:rPr>
-          <w:lang w:val="pl-PL"/>
-        </w:rPr>
-      </w:pPr>
-      <w:r>
-        <w:rPr>
-          <w:lang w:val="pl-PL"/>
+          <w:lang w:val="en-GB"/>
+        </w:rPr>
+      </w:pPr>
+      <w:r>
+        <w:rPr>
+          <w:lang w:val="en-GB"/>
         </w:rPr>
         <w:t>•  F1-macro (CV): 0,3549 ± 0,0113</w:t>
       </w:r>
@@ -1209,7 +2361,7 @@
       <w:pPr>
         <w:pStyle w:val="ListParagraph"/>
         <w:rPr>
-          <w:lang w:val="pl-PL"/>
+          <w:lang w:val="en-GB"/>
         </w:rPr>
       </w:pPr>
     </w:p>
@@ -1217,21 +2369,29 @@
       <w:pPr>
         <w:pStyle w:val="ListParagraph"/>
         <w:rPr>
-          <w:lang w:val="pl-PL"/>
-        </w:rPr>
-      </w:pPr>
-      <w:r>
-        <w:rPr>
-          <w:lang w:val="pl-PL"/>
-        </w:rPr>
-        <w:t>•  Random Forest (domyślny): accuracy=0.8644, F1-macro=0.6058</w:t>
-      </w:r>
-      <w:proofErr w:type="spellStart"/>
-      <w:proofErr w:type="spellEnd"/>
-      <w:proofErr w:type="spellStart"/>
-      <w:proofErr w:type="spellEnd"/>
-      <w:proofErr w:type="spellStart"/>
-      <w:proofErr w:type="spellEnd"/>
+          <w:lang w:val="en-GB"/>
+        </w:rPr>
+      </w:pPr>
+      <w:r>
+        <w:rPr>
+          <w:lang w:val="en-GB"/>
+        </w:rPr>
+        <w:t>•  Random Forest (</w:t>
+      </w:r>
+      <w:proofErr w:type="spellStart"/>
+      <w:r>
+        <w:rPr>
+          <w:lang w:val="en-GB"/>
+        </w:rPr>
+        <w:t>domyślny</w:t>
+      </w:r>
+      <w:proofErr w:type="spellEnd"/>
+      <w:r>
+        <w:rPr>
+          <w:lang w:val="en-GB"/>
+        </w:rPr>
+        <w:t>): accuracy=0.8644, F1-macro=0.6058</w:t>
+      </w:r>
     </w:p>
     <w:p>
       <w:pPr>
@@ -1257,36 +2417,116 @@
         <w:rPr>
           <w:lang w:val="pl-PL"/>
         </w:rPr>
-        <w:t>•  MLP tuned osiąga najwyższe F1-macro (~0.653) — najlepsza równowaga między klasami.</w:t>
-      </w:r>
-      <w:proofErr w:type="spellStart"/>
-      <w:proofErr w:type="spellEnd"/>
+        <w:t xml:space="preserve">•  MLP tuned osiąga najwyższe F1-macro (~0.653) </w:t>
+      </w:r>
+      <w:r>
+        <w:rPr>
+          <w:lang w:val="pl-PL"/>
+        </w:rPr>
+        <w:t>-</w:t>
+      </w:r>
+      <w:r>
+        <w:rPr>
+          <w:lang w:val="pl-PL"/>
+        </w:rPr>
+        <w:t xml:space="preserve"> najlepsza równowaga między klasami.</w:t>
+      </w:r>
     </w:p>
     <w:p>
       <w:pPr>
         <w:pStyle w:val="ListParagraph"/>
         <w:rPr>
-          <w:lang w:val="en-GB"/>
-        </w:rPr>
-      </w:pPr>
-      <w:r>
-        <w:t>•  Random Forest ma najwyższą accuracy (~0.864), ale najniższe F1-macro (~0.606) — ignoruje Eco Plus.</w:t>
+          <w:lang w:val="pl-PL"/>
+        </w:rPr>
+      </w:pPr>
+      <w:r>
+        <w:rPr>
+          <w:lang w:val="pl-PL"/>
+        </w:rPr>
+        <w:t xml:space="preserve">•  </w:t>
+      </w:r>
+      <w:proofErr w:type="spellStart"/>
+      <w:r>
+        <w:rPr>
+          <w:lang w:val="pl-PL"/>
+        </w:rPr>
+        <w:t>Random</w:t>
+      </w:r>
+      <w:proofErr w:type="spellEnd"/>
+      <w:r>
+        <w:rPr>
+          <w:lang w:val="pl-PL"/>
+        </w:rPr>
+        <w:t xml:space="preserve"> </w:t>
+      </w:r>
+      <w:proofErr w:type="spellStart"/>
+      <w:r>
+        <w:rPr>
+          <w:lang w:val="pl-PL"/>
+        </w:rPr>
+        <w:t>Forest</w:t>
+      </w:r>
+      <w:proofErr w:type="spellEnd"/>
+      <w:r>
+        <w:rPr>
+          <w:lang w:val="pl-PL"/>
+        </w:rPr>
+        <w:t xml:space="preserve"> ma najwyższą </w:t>
+      </w:r>
+      <w:proofErr w:type="spellStart"/>
+      <w:r>
+        <w:rPr>
+          <w:lang w:val="pl-PL"/>
+        </w:rPr>
+        <w:t>accuracy</w:t>
+      </w:r>
+      <w:proofErr w:type="spellEnd"/>
+      <w:r>
+        <w:rPr>
+          <w:lang w:val="pl-PL"/>
+        </w:rPr>
+        <w:t xml:space="preserve"> (~0.864), ale najniższe F1-macro (~0.606) </w:t>
+      </w:r>
+      <w:r>
+        <w:rPr>
+          <w:lang w:val="pl-PL"/>
+        </w:rPr>
+        <w:t>-</w:t>
+      </w:r>
+      <w:r>
+        <w:rPr>
+          <w:lang w:val="pl-PL"/>
+        </w:rPr>
+        <w:t xml:space="preserve"> ignoruje Eco Plus.</w:t>
       </w:r>
     </w:p>
     <w:p>
       <w:pPr>
         <w:pStyle w:val="ListParagraph"/>
         <w:rPr>
-          <w:lang w:val="en-GB"/>
-        </w:rPr>
-      </w:pPr>
-    </w:p>
-    <w:p>
-      <w:pPr>
-        <w:rPr>
-          <w:lang w:val="pl-PL"/>
-        </w:rPr>
-      </w:pPr>
+          <w:lang w:val="pl-PL"/>
+        </w:rPr>
+      </w:pPr>
+    </w:p>
+    <w:p>
+      <w:pPr>
+        <w:rPr>
+          <w:lang w:val="pl-PL"/>
+        </w:rPr>
+      </w:pPr>
+      <w:r>
+        <w:rPr>
+          <w:lang w:val="pl-PL"/>
+        </w:rPr>
+        <w:lastRenderedPageBreak/>
+        <w:br/>
+      </w:r>
+      <w:r>
+        <w:rPr>
+          <w:lang w:val="pl-PL"/>
+        </w:rPr>
+        <w:br/>
+      </w:r>
       <w:r>
         <w:rPr>
           <w:lang w:val="pl-PL"/>
@@ -1300,38 +2540,134 @@
           <w:lang w:val="pl-PL"/>
         </w:rPr>
       </w:pPr>
-      <w:proofErr w:type="spellStart"/>
-      <w:r>
-        <w:rPr>
-          <w:lang w:val="pl-PL"/>
-        </w:rPr>
-        <w:t>MLP z class weights lepiej radzi sobie z klasą mniejszościową Eco Plus (recall ~41%) niż Random Forest bez balansowania (recall ~1%). To potwierdza, że accuracy jest niewystarczającą metryką przy niezbalansowaniu klas.</w:t>
-      </w:r>
-      <w:proofErr w:type="spellEnd"/>
-      <w:proofErr w:type="spellStart"/>
-      <w:proofErr w:type="spellEnd"/>
-      <w:proofErr w:type="spellStart"/>
-      <w:proofErr w:type="spellEnd"/>
-      <w:proofErr w:type="spellStart"/>
-      <w:proofErr w:type="spellEnd"/>
-      <w:proofErr w:type="spellStart"/>
-      <w:proofErr w:type="spellEnd"/>
-      <w:proofErr w:type="spellStart"/>
-      <w:proofErr w:type="spellEnd"/>
-      <w:proofErr w:type="spellStart"/>
-      <w:proofErr w:type="spellEnd"/>
-    </w:p>
-    <w:p>
-      <w:pPr>
-        <w:rPr>
-          <w:lang w:val="pl-PL"/>
-        </w:rPr>
-      </w:pPr>
-      <w:r>
-        <w:rPr>
-          <w:lang w:val="pl-PL"/>
-        </w:rPr>
-        <w:t>Najtrudniejsza jest klasa Eco Plus (~7%) — w macierzy pomyłek widać, że jest mylona głównie z Eco (podobne parametry lotu i oceny usług).</w:t>
+      <w:r>
+        <w:rPr>
+          <w:lang w:val="pl-PL"/>
+        </w:rPr>
+        <w:t xml:space="preserve">MLP z </w:t>
+      </w:r>
+      <w:proofErr w:type="spellStart"/>
+      <w:r>
+        <w:rPr>
+          <w:lang w:val="pl-PL"/>
+        </w:rPr>
+        <w:t>class</w:t>
+      </w:r>
+      <w:proofErr w:type="spellEnd"/>
+      <w:r>
+        <w:rPr>
+          <w:lang w:val="pl-PL"/>
+        </w:rPr>
+        <w:t xml:space="preserve"> </w:t>
+      </w:r>
+      <w:proofErr w:type="spellStart"/>
+      <w:r>
+        <w:rPr>
+          <w:lang w:val="pl-PL"/>
+        </w:rPr>
+        <w:t>weights</w:t>
+      </w:r>
+      <w:proofErr w:type="spellEnd"/>
+      <w:r>
+        <w:rPr>
+          <w:lang w:val="pl-PL"/>
+        </w:rPr>
+        <w:t xml:space="preserve"> lepiej radzi sobie z klasą mniejszościową Eco Plus (</w:t>
+      </w:r>
+      <w:proofErr w:type="spellStart"/>
+      <w:r>
+        <w:rPr>
+          <w:lang w:val="pl-PL"/>
+        </w:rPr>
+        <w:t>recall</w:t>
+      </w:r>
+      <w:proofErr w:type="spellEnd"/>
+      <w:r>
+        <w:rPr>
+          <w:lang w:val="pl-PL"/>
+        </w:rPr>
+        <w:t xml:space="preserve"> ~41%) niż </w:t>
+      </w:r>
+      <w:proofErr w:type="spellStart"/>
+      <w:r>
+        <w:rPr>
+          <w:lang w:val="pl-PL"/>
+        </w:rPr>
+        <w:t>Random</w:t>
+      </w:r>
+      <w:proofErr w:type="spellEnd"/>
+      <w:r>
+        <w:rPr>
+          <w:lang w:val="pl-PL"/>
+        </w:rPr>
+        <w:t xml:space="preserve"> </w:t>
+      </w:r>
+      <w:proofErr w:type="spellStart"/>
+      <w:r>
+        <w:rPr>
+          <w:lang w:val="pl-PL"/>
+        </w:rPr>
+        <w:t>Forest</w:t>
+      </w:r>
+      <w:proofErr w:type="spellEnd"/>
+      <w:r>
+        <w:rPr>
+          <w:lang w:val="pl-PL"/>
+        </w:rPr>
+        <w:t xml:space="preserve"> bez balansowania (</w:t>
+      </w:r>
+      <w:proofErr w:type="spellStart"/>
+      <w:r>
+        <w:rPr>
+          <w:lang w:val="pl-PL"/>
+        </w:rPr>
+        <w:t>recall</w:t>
+      </w:r>
+      <w:proofErr w:type="spellEnd"/>
+      <w:r>
+        <w:rPr>
+          <w:lang w:val="pl-PL"/>
+        </w:rPr>
+        <w:t xml:space="preserve"> ~1%). To potwierdza, że </w:t>
+      </w:r>
+      <w:proofErr w:type="spellStart"/>
+      <w:r>
+        <w:rPr>
+          <w:lang w:val="pl-PL"/>
+        </w:rPr>
+        <w:t>accuracy</w:t>
+      </w:r>
+      <w:proofErr w:type="spellEnd"/>
+      <w:r>
+        <w:rPr>
+          <w:lang w:val="pl-PL"/>
+        </w:rPr>
+        <w:t xml:space="preserve"> jest niewystarczającą metryką przy niezbalansowaniu klas.</w:t>
+      </w:r>
+    </w:p>
+    <w:p>
+      <w:pPr>
+        <w:rPr>
+          <w:lang w:val="pl-PL"/>
+        </w:rPr>
+      </w:pPr>
+      <w:r>
+        <w:rPr>
+          <w:lang w:val="pl-PL"/>
+        </w:rPr>
+        <w:t xml:space="preserve">Najtrudniejsza jest klasa Eco Plus (~7%) </w:t>
+      </w:r>
+      <w:r>
+        <w:rPr>
+          <w:lang w:val="pl-PL"/>
+        </w:rPr>
+        <w:t>-</w:t>
+      </w:r>
+      <w:r>
+        <w:rPr>
+          <w:lang w:val="pl-PL"/>
+        </w:rPr>
+        <w:t xml:space="preserve"> w macierzy pomyłek widać, że jest mylona głównie z Eco (podobne parametry lotu i oceny usług).</w:t>
       </w:r>
     </w:p>
     <w:p>
@@ -1345,12 +2681,20 @@
         <w:rPr>
           <w:lang w:val="pl-PL"/>
         </w:rPr>
-        <w:t>•  Confusion matrix (Rys.) — Business dobrze rozpoznawany, Eco Plus problematyczny.</w:t>
-      </w:r>
-      <w:proofErr w:type="spellStart"/>
-      <w:proofErr w:type="spellEnd"/>
-      <w:proofErr w:type="spellStart"/>
-      <w:proofErr w:type="spellEnd"/>
+        <w:t xml:space="preserve">•  Confusion matrix (Rys.) </w:t>
+      </w:r>
+      <w:r>
+        <w:rPr>
+          <w:lang w:val="pl-PL"/>
+        </w:rPr>
+        <w:t>-</w:t>
+      </w:r>
+      <w:r>
+        <w:rPr>
+          <w:lang w:val="pl-PL"/>
+        </w:rPr>
+        <w:t xml:space="preserve"> Business dobrze rozpoznawany, Eco Plus problematyczny.</w:t>
+      </w:r>
     </w:p>
     <w:p>
       <w:pPr>
@@ -1363,23 +2707,101 @@
         <w:rPr>
           <w:lang w:val="pl-PL"/>
         </w:rPr>
-        <w:t>•  Loss/F1 history (Rys.) — strata spada, val F1 rośnie i stabilizuje się.</w:t>
-      </w:r>
-      <w:proofErr w:type="spellStart"/>
-      <w:proofErr w:type="spellEnd"/>
+        <w:t xml:space="preserve">•  Loss/F1 history (Rys.) </w:t>
+      </w:r>
+      <w:r>
+        <w:rPr>
+          <w:lang w:val="pl-PL"/>
+        </w:rPr>
+        <w:t>-</w:t>
+      </w:r>
+      <w:r>
+        <w:rPr>
+          <w:lang w:val="pl-PL"/>
+        </w:rPr>
+        <w:t xml:space="preserve"> strata spada, </w:t>
+      </w:r>
+      <w:proofErr w:type="spellStart"/>
+      <w:r>
+        <w:rPr>
+          <w:lang w:val="pl-PL"/>
+        </w:rPr>
+        <w:t>val</w:t>
+      </w:r>
+      <w:proofErr w:type="spellEnd"/>
+      <w:r>
+        <w:rPr>
+          <w:lang w:val="pl-PL"/>
+        </w:rPr>
+        <w:t xml:space="preserve"> F1 rośnie i stabilizuje się.</w:t>
+      </w:r>
     </w:p>
     <w:p>
       <w:pPr>
         <w:pStyle w:val="ListParagraph"/>
         <w:rPr>
-          <w:lang w:val="pl-PL"/>
-        </w:rPr>
-      </w:pPr>
-      <w:r>
-        <w:rPr>
-          <w:lang w:val="pl-PL"/>
-        </w:rPr>
-        <w:t>•  Scheduler LR (Rys.) — learning rate obniżany gdy F1 stagnuje.</w:t>
+          <w:lang w:val="en-GB"/>
+        </w:rPr>
+      </w:pPr>
+      <w:r>
+        <w:rPr>
+          <w:lang w:val="en-GB"/>
+        </w:rPr>
+        <w:t xml:space="preserve">•  Scheduler LR (Rys.) </w:t>
+      </w:r>
+      <w:r>
+        <w:rPr>
+          <w:lang w:val="en-GB"/>
+        </w:rPr>
+        <w:t>-</w:t>
+      </w:r>
+      <w:r>
+        <w:rPr>
+          <w:lang w:val="en-GB"/>
+        </w:rPr>
+        <w:t xml:space="preserve"> learning rate </w:t>
+      </w:r>
+      <w:proofErr w:type="spellStart"/>
+      <w:r>
+        <w:rPr>
+          <w:lang w:val="en-GB"/>
+        </w:rPr>
+        <w:t>obniżany</w:t>
+      </w:r>
+      <w:proofErr w:type="spellEnd"/>
+      <w:r>
+        <w:rPr>
+          <w:lang w:val="en-GB"/>
+        </w:rPr>
+        <w:t xml:space="preserve"> </w:t>
+      </w:r>
+      <w:proofErr w:type="spellStart"/>
+      <w:r>
+        <w:rPr>
+          <w:lang w:val="en-GB"/>
+        </w:rPr>
+        <w:t>gdy</w:t>
+      </w:r>
+      <w:proofErr w:type="spellEnd"/>
+      <w:r>
+        <w:rPr>
+          <w:lang w:val="en-GB"/>
+        </w:rPr>
+        <w:t xml:space="preserve"> F1 </w:t>
+      </w:r>
+      <w:proofErr w:type="spellStart"/>
+      <w:r>
+        <w:rPr>
+          <w:lang w:val="en-GB"/>
+        </w:rPr>
+        <w:t>stagnuje</w:t>
+      </w:r>
+      <w:proofErr w:type="spellEnd"/>
+      <w:r>
+        <w:rPr>
+          <w:lang w:val="en-GB"/>
+        </w:rPr>
+        <w:t>.</w:t>
       </w:r>
     </w:p>
     <w:p>
@@ -1393,35 +2815,131 @@
         <w:rPr>
           <w:lang w:val="pl-PL"/>
         </w:rPr>
-        <w:t>•  Grid search — większe sieci i wyższy dropout dają lepsze wyniki.</w:t>
-      </w:r>
-      <w:proofErr w:type="spellStart"/>
-      <w:proofErr w:type="spellEnd"/>
-      <w:proofErr w:type="spellStart"/>
-      <w:proofErr w:type="spellEnd"/>
-      <w:proofErr w:type="spellStart"/>
-      <w:proofErr w:type="spellEnd"/>
-      <w:proofErr w:type="spellStart"/>
-      <w:proofErr w:type="spellEnd"/>
-    </w:p>
-    <w:p>
-      <w:pPr>
-        <w:rPr>
-          <w:lang w:val="pl-PL"/>
-        </w:rPr>
-      </w:pPr>
-      <w:r>
-        <w:rPr>
-          <w:lang w:val="pl-PL"/>
-        </w:rPr>
-        <w:t>Wniosek: problem wykonalny, MLP z class weights lepiej balansuje klasy niż RF. Możliwe ulepszenia: RF z class_weight='balanced', SMOTE, Optuna, feature engineering.</w:t>
-      </w:r>
-      <w:proofErr w:type="spellStart"/>
-      <w:proofErr w:type="spellEnd"/>
-      <w:proofErr w:type="spellStart"/>
-      <w:proofErr w:type="spellEnd"/>
-      <w:proofErr w:type="spellStart"/>
-      <w:proofErr w:type="spellEnd"/>
+        <w:t xml:space="preserve">•  </w:t>
+      </w:r>
+      <w:proofErr w:type="spellStart"/>
+      <w:r>
+        <w:rPr>
+          <w:lang w:val="pl-PL"/>
+        </w:rPr>
+        <w:t>Grid</w:t>
+      </w:r>
+      <w:proofErr w:type="spellEnd"/>
+      <w:r>
+        <w:rPr>
+          <w:lang w:val="pl-PL"/>
+        </w:rPr>
+        <w:t xml:space="preserve"> </w:t>
+      </w:r>
+      <w:proofErr w:type="spellStart"/>
+      <w:r>
+        <w:rPr>
+          <w:lang w:val="pl-PL"/>
+        </w:rPr>
+        <w:t>search</w:t>
+      </w:r>
+      <w:proofErr w:type="spellEnd"/>
+      <w:r>
+        <w:rPr>
+          <w:lang w:val="pl-PL"/>
+        </w:rPr>
+        <w:t xml:space="preserve"> </w:t>
+      </w:r>
+      <w:r>
+        <w:rPr>
+          <w:lang w:val="pl-PL"/>
+        </w:rPr>
+        <w:t>-</w:t>
+      </w:r>
+      <w:r>
+        <w:rPr>
+          <w:lang w:val="pl-PL"/>
+        </w:rPr>
+        <w:t xml:space="preserve"> większe sieci i wyższy </w:t>
+      </w:r>
+      <w:proofErr w:type="spellStart"/>
+      <w:r>
+        <w:rPr>
+          <w:lang w:val="pl-PL"/>
+        </w:rPr>
+        <w:t>dropout</w:t>
+      </w:r>
+      <w:proofErr w:type="spellEnd"/>
+      <w:r>
+        <w:rPr>
+          <w:lang w:val="pl-PL"/>
+        </w:rPr>
+        <w:t xml:space="preserve"> dają lepsze wyniki.</w:t>
+      </w:r>
+    </w:p>
+    <w:p>
+      <w:pPr>
+        <w:rPr>
+          <w:lang w:val="en-GB"/>
+        </w:rPr>
+      </w:pPr>
+      <w:r>
+        <w:rPr>
+          <w:lang w:val="pl-PL"/>
+        </w:rPr>
+        <w:t xml:space="preserve">Wniosek: problem wykonalny, MLP z class weights lepiej balansuje klasy niż RF. </w:t>
+      </w:r>
+      <w:proofErr w:type="spellStart"/>
+      <w:r>
+        <w:rPr>
+          <w:lang w:val="en-GB"/>
+        </w:rPr>
+        <w:t>Możliwe</w:t>
+      </w:r>
+      <w:proofErr w:type="spellEnd"/>
+      <w:r>
+        <w:rPr>
+          <w:lang w:val="en-GB"/>
+        </w:rPr>
+        <w:t xml:space="preserve"> </w:t>
+      </w:r>
+      <w:proofErr w:type="spellStart"/>
+      <w:r>
+        <w:rPr>
+          <w:lang w:val="en-GB"/>
+        </w:rPr>
+        <w:t>ulepszenia</w:t>
+      </w:r>
+      <w:proofErr w:type="spellEnd"/>
+      <w:r>
+        <w:rPr>
+          <w:lang w:val="en-GB"/>
+        </w:rPr>
+        <w:t xml:space="preserve">: RF z </w:t>
+      </w:r>
+      <w:proofErr w:type="spellStart"/>
+      <w:r>
+        <w:rPr>
+          <w:lang w:val="en-GB"/>
+        </w:rPr>
+        <w:t>class_weight</w:t>
+      </w:r>
+      <w:proofErr w:type="spellEnd"/>
+      <w:r>
+        <w:rPr>
+          <w:lang w:val="en-GB"/>
+        </w:rPr>
+        <w:t xml:space="preserve">='balanced', SMOTE, </w:t>
+      </w:r>
+      <w:proofErr w:type="spellStart"/>
+      <w:r>
+        <w:rPr>
+          <w:lang w:val="en-GB"/>
+        </w:rPr>
+        <w:t>Optuna</w:t>
+      </w:r>
+      <w:proofErr w:type="spellEnd"/>
+      <w:r>
+        <w:rPr>
+          <w:lang w:val="en-GB"/>
+        </w:rPr>
+        <w:t>, feature engineering.</w:t>
+      </w:r>
     </w:p>
     <w:p>
       <w:pPr>
@@ -1446,35 +2964,49 @@
         <w:rPr>
           <w:lang w:val="pl-PL"/>
         </w:rPr>
-        <w:t>Zaimplementowano potok ML: dane Airline → preprocessing (czyszczenie, imputacja, skalowanie) → MLP w PyTorch (grid search 18 konfiguracji) + Random Forest → ewaluacja na teście → wykresy i raporty. Najlepszy model: MLP tuned (F1-macro = 0.6529).</w:t>
-      </w:r>
-      <w:proofErr w:type="spellStart"/>
-      <w:proofErr w:type="spellEnd"/>
-      <w:proofErr w:type="spellStart"/>
-      <w:proofErr w:type="spellEnd"/>
-      <w:proofErr w:type="spellStart"/>
-      <w:proofErr w:type="spellEnd"/>
-      <w:proofErr w:type="spellStart"/>
-      <w:proofErr w:type="spellEnd"/>
-    </w:p>
-    <w:p>
-      <w:pPr>
-        <w:rPr>
-          <w:lang w:val="pl-PL"/>
-        </w:rPr>
-      </w:pPr>
-      <w:r>
-        <w:rPr>
-          <w:lang w:val="pl-PL"/>
-        </w:rPr>
-        <w:t>Kluczowe obserwacje: (1) class weights w CrossEntropyLoss wymuszają uwagę na Eco Plus; (2) RF bez balansowania ignoruje klasę mniejszościową; (3) F1-macro jest rzetelniejszą metryką niż accuracy przy niezbalansowaniu.</w:t>
-      </w:r>
-      <w:proofErr w:type="spellStart"/>
-      <w:proofErr w:type="spellEnd"/>
-      <w:proofErr w:type="spellStart"/>
-      <w:proofErr w:type="spellEnd"/>
-      <w:proofErr w:type="spellStart"/>
-      <w:proofErr w:type="spellEnd"/>
+        <w:t xml:space="preserve">Zaimplementowano potok ML: dane Airline → preprocessing (czyszczenie, imputacja, skalowanie) → MLP w PyTorch (grid search 18 konfiguracji) + Random Forest → ewaluacja na teście → wykresy i raporty. Najlepszy model: MLP </w:t>
+      </w:r>
+      <w:proofErr w:type="spellStart"/>
+      <w:r>
+        <w:rPr>
+          <w:lang w:val="pl-PL"/>
+        </w:rPr>
+        <w:t>tuned</w:t>
+      </w:r>
+      <w:proofErr w:type="spellEnd"/>
+      <w:r>
+        <w:rPr>
+          <w:lang w:val="pl-PL"/>
+        </w:rPr>
+        <w:t xml:space="preserve"> (F1-macro = 0.6529).</w:t>
+      </w:r>
+    </w:p>
+    <w:p>
+      <w:pPr>
+        <w:rPr>
+          <w:lang w:val="pl-PL"/>
+        </w:rPr>
+      </w:pPr>
+      <w:r>
+        <w:rPr>
+          <w:lang w:val="pl-PL"/>
+        </w:rPr>
+        <w:t xml:space="preserve">Kluczowe obserwacje: (1) class weights w CrossEntropyLoss wymuszają uwagę na Eco Plus; (2) RF bez balansowania ignoruje klasę mniejszościową; (3) F1-macro jest rzetelniejszą metryką niż </w:t>
+      </w:r>
+      <w:proofErr w:type="spellStart"/>
+      <w:r>
+        <w:rPr>
+          <w:lang w:val="pl-PL"/>
+        </w:rPr>
+        <w:t>accuracy</w:t>
+      </w:r>
+      <w:proofErr w:type="spellEnd"/>
+      <w:r>
+        <w:rPr>
+          <w:lang w:val="pl-PL"/>
+        </w:rPr>
+        <w:t xml:space="preserve"> przy niezbalansowaniu.</w:t>
+      </w:r>
     </w:p>
     <w:p>
       <w:pPr>
@@ -1492,14 +3024,92 @@
     <w:p>
       <w:pPr>
         <w:rPr>
-          <w:lang w:val="pl-PL"/>
-        </w:rPr>
-      </w:pPr>
-      <w:r>
-        <w:rPr>
-          <w:lang w:val="pl-PL"/>
-        </w:rPr>
-        <w:t>Możliwe ulepszenia: RF z class_weight='balanced', oversampling (SMOTE), bayesowska optymalizacja (Optuna), feature engineering, ensemble.</w:t>
+          <w:lang w:val="en-GB"/>
+        </w:rPr>
+      </w:pPr>
+      <w:proofErr w:type="spellStart"/>
+      <w:r>
+        <w:rPr>
+          <w:lang w:val="en-GB"/>
+        </w:rPr>
+        <w:t>Możliwe</w:t>
+      </w:r>
+      <w:proofErr w:type="spellEnd"/>
+      <w:r>
+        <w:rPr>
+          <w:lang w:val="en-GB"/>
+        </w:rPr>
+        <w:t xml:space="preserve"> </w:t>
+      </w:r>
+      <w:proofErr w:type="spellStart"/>
+      <w:r>
+        <w:rPr>
+          <w:lang w:val="en-GB"/>
+        </w:rPr>
+        <w:t>ulepszenia</w:t>
+      </w:r>
+      <w:proofErr w:type="spellEnd"/>
+      <w:r>
+        <w:rPr>
+          <w:lang w:val="en-GB"/>
+        </w:rPr>
+        <w:t xml:space="preserve">: RF z </w:t>
+      </w:r>
+      <w:proofErr w:type="spellStart"/>
+      <w:r>
+        <w:rPr>
+          <w:lang w:val="en-GB"/>
+        </w:rPr>
+        <w:t>class_weight</w:t>
+      </w:r>
+      <w:proofErr w:type="spellEnd"/>
+      <w:r>
+        <w:rPr>
+          <w:lang w:val="en-GB"/>
+        </w:rPr>
+        <w:t xml:space="preserve">='balanced', oversampling (SMOTE), </w:t>
+      </w:r>
+      <w:proofErr w:type="spellStart"/>
+      <w:r>
+        <w:rPr>
+          <w:lang w:val="en-GB"/>
+        </w:rPr>
+        <w:t>bayesowska</w:t>
+      </w:r>
+      <w:proofErr w:type="spellEnd"/>
+      <w:r>
+        <w:rPr>
+          <w:lang w:val="en-GB"/>
+        </w:rPr>
+        <w:t xml:space="preserve"> </w:t>
+      </w:r>
+      <w:proofErr w:type="spellStart"/>
+      <w:r>
+        <w:rPr>
+          <w:lang w:val="en-GB"/>
+        </w:rPr>
+        <w:t>optymalizacja</w:t>
+      </w:r>
+      <w:proofErr w:type="spellEnd"/>
+      <w:r>
+        <w:rPr>
+          <w:lang w:val="en-GB"/>
+        </w:rPr>
+        <w:t xml:space="preserve"> (</w:t>
+      </w:r>
+      <w:proofErr w:type="spellStart"/>
+      <w:r>
+        <w:rPr>
+          <w:lang w:val="en-GB"/>
+        </w:rPr>
+        <w:t>Optuna</w:t>
+      </w:r>
+      <w:proofErr w:type="spellEnd"/>
+      <w:r>
+        <w:rPr>
+          <w:lang w:val="en-GB"/>
+        </w:rPr>
+        <w:t>), feature engineering, ensemble.</w:t>
       </w:r>
     </w:p>
     <w:p>
@@ -1565,21 +3175,46 @@
         <w:rPr>
           <w:lang w:val="pl-PL"/>
         </w:rPr>
-        <w:t>•  airline_project/config.py — konfiguracja (ścieżki, cechy, hiperparametry).</w:t>
+        <w:t xml:space="preserve">•  airline_project/config.py </w:t>
+      </w:r>
+      <w:r>
+        <w:rPr>
+          <w:lang w:val="pl-PL"/>
+        </w:rPr>
+        <w:t>-</w:t>
+      </w:r>
+      <w:r>
+        <w:rPr>
+          <w:lang w:val="pl-PL"/>
+        </w:rPr>
+        <w:t xml:space="preserve"> konfiguracja (ścieżki, cechy, hiperparametry).</w:t>
       </w:r>
     </w:p>
     <w:p>
       <w:pPr>
         <w:pStyle w:val="ListParagraph"/>
         <w:rPr>
-          <w:lang w:val="en-GB"/>
-        </w:rPr>
-      </w:pPr>
-      <w:r>
-        <w:t>•  airline_project/preprocessing.py — czyszczenie, podział, imputacja, skalowanie.</w:t>
-      </w:r>
-      <w:proofErr w:type="spellStart"/>
-      <w:proofErr w:type="spellEnd"/>
+          <w:lang w:val="pl-PL"/>
+        </w:rPr>
+      </w:pPr>
+      <w:r>
+        <w:rPr>
+          <w:lang w:val="pl-PL"/>
+        </w:rPr>
+        <w:t xml:space="preserve">•  airline_project/preprocessing.py </w:t>
+      </w:r>
+      <w:r>
+        <w:rPr>
+          <w:lang w:val="pl-PL"/>
+        </w:rPr>
+        <w:t>-</w:t>
+      </w:r>
+      <w:r>
+        <w:rPr>
+          <w:lang w:val="pl-PL"/>
+        </w:rPr>
+        <w:t xml:space="preserve"> czyszczenie, podział, imputacja, skalowanie.</w:t>
+      </w:r>
     </w:p>
     <w:p>
       <w:pPr>
@@ -1592,10 +3227,34 @@
         <w:rPr>
           <w:lang w:val="pl-PL"/>
         </w:rPr>
-        <w:t>•  airline_project/model.py — klasa AirlineMLP, wybór urządzenia (CUDA/MPS/CPU).</w:t>
-      </w:r>
-      <w:proofErr w:type="spellStart"/>
-      <w:proofErr w:type="spellEnd"/>
+        <w:t xml:space="preserve">•  airline_project/model.py </w:t>
+      </w:r>
+      <w:r>
+        <w:rPr>
+          <w:lang w:val="pl-PL"/>
+        </w:rPr>
+        <w:t>-</w:t>
+      </w:r>
+      <w:r>
+        <w:rPr>
+          <w:lang w:val="pl-PL"/>
+        </w:rPr>
+        <w:t xml:space="preserve"> klasa </w:t>
+      </w:r>
+      <w:proofErr w:type="spellStart"/>
+      <w:r>
+        <w:rPr>
+          <w:lang w:val="pl-PL"/>
+        </w:rPr>
+        <w:t>AirlineMLP</w:t>
+      </w:r>
+      <w:proofErr w:type="spellEnd"/>
+      <w:r>
+        <w:rPr>
+          <w:lang w:val="pl-PL"/>
+        </w:rPr>
+        <w:t>, wybór urządzenia (CUDA/MPS/CPU).</w:t>
+      </w:r>
     </w:p>
     <w:p>
       <w:pPr>
@@ -1620,29 +3279,122 @@
         <w:rPr>
           <w:lang w:val="pl-PL"/>
         </w:rPr>
-        <w:t>EDA: rozkład klas Class (Business ~48%, Eco ~45%, Eco Plus ~7%), braki danych (~0.3% w Arrival Delay), oceny usług 0–5.</w:t>
-      </w:r>
-      <w:proofErr w:type="spellStart"/>
-      <w:proofErr w:type="spellEnd"/>
-      <w:proofErr w:type="spellStart"/>
-      <w:proofErr w:type="spellEnd"/>
-      <w:proofErr w:type="spellStart"/>
-      <w:proofErr w:type="spellEnd"/>
-    </w:p>
-    <w:p>
-      <w:pPr>
-        <w:rPr>
-          <w:lang w:val="pl-PL"/>
-        </w:rPr>
-      </w:pPr>
+        <w:t xml:space="preserve">EDA: rozkład klas Class (Business ~48%, Eco ~45%, Eco Plus ~7%), braki danych (~0.3% w </w:t>
+      </w:r>
+      <w:proofErr w:type="spellStart"/>
+      <w:r>
+        <w:rPr>
+          <w:lang w:val="pl-PL"/>
+        </w:rPr>
+        <w:t>Arrival</w:t>
+      </w:r>
+      <w:proofErr w:type="spellEnd"/>
+      <w:r>
+        <w:rPr>
+          <w:lang w:val="pl-PL"/>
+        </w:rPr>
+        <w:t xml:space="preserve"> </w:t>
+      </w:r>
+      <w:proofErr w:type="spellStart"/>
+      <w:r>
+        <w:rPr>
+          <w:lang w:val="pl-PL"/>
+        </w:rPr>
+        <w:t>Delay</w:t>
+      </w:r>
+      <w:proofErr w:type="spellEnd"/>
+      <w:r>
+        <w:rPr>
+          <w:lang w:val="pl-PL"/>
+        </w:rPr>
+        <w:t>), oceny usług 0–5.</w:t>
+      </w:r>
+    </w:p>
+    <w:p>
+      <w:pPr>
+        <w:rPr>
+          <w:lang w:val="pl-PL"/>
+        </w:rPr>
+      </w:pPr>
+      <w:r>
+        <w:rPr>
+          <w:lang w:val="pl-PL"/>
+        </w:rPr>
+        <w:br/>
+      </w:r>
+      <w:r>
+        <w:rPr>
+          <w:lang w:val="pl-PL"/>
+        </w:rPr>
+        <w:br/>
+      </w:r>
+      <w:r>
+        <w:rPr>
+          <w:lang w:val="pl-PL"/>
+        </w:rPr>
+        <w:br/>
+      </w:r>
+      <w:r>
+        <w:rPr>
+          <w:lang w:val="pl-PL"/>
+        </w:rPr>
+        <w:br/>
+      </w:r>
+      <w:r>
+        <w:rPr>
+          <w:lang w:val="pl-PL"/>
+        </w:rPr>
+        <w:br/>
+      </w:r>
+      <w:r>
+        <w:rPr>
+          <w:lang w:val="pl-PL"/>
+        </w:rPr>
+        <w:br/>
+      </w:r>
+      <w:r>
+        <w:rPr>
+          <w:lang w:val="pl-PL"/>
+        </w:rPr>
+        <w:br/>
+      </w:r>
+      <w:r>
+        <w:rPr>
+          <w:lang w:val="pl-PL"/>
+        </w:rPr>
+        <w:br/>
+      </w:r>
+      <w:r>
+        <w:rPr>
+          <w:lang w:val="pl-PL"/>
+        </w:rPr>
+        <w:br/>
+      </w:r>
+      <w:r>
+        <w:rPr>
+          <w:lang w:val="pl-PL"/>
+        </w:rPr>
+        <w:br/>
+      </w:r>
+      <w:r>
+        <w:rPr>
+          <w:lang w:val="pl-PL"/>
+        </w:rPr>
+        <w:br/>
+      </w:r>
+      <w:r>
+        <w:rPr>
+          <w:lang w:val="pl-PL"/>
+        </w:rPr>
+        <w:lastRenderedPageBreak/>
+        <w:br/>
+      </w:r>
       <w:r>
         <w:rPr>
           <w:lang w:val="pl-PL"/>
         </w:rPr>
         <w:t>A.2.1. Rozkład klas (Class)</w:t>
       </w:r>
-      <w:proofErr w:type="spellStart"/>
-      <w:proofErr w:type="spellEnd"/>
     </w:p>
     <w:p>
       <w:pPr>
@@ -1700,22 +3452,44 @@
         <w:rPr>
           <w:lang w:val="pl-PL"/>
         </w:rPr>
-        <w:t>Rys. 1. Rozkład klas Class (129880 rekordów). Business i Eco dominują; Eco Plus (~7%) — klasa mniejszościowa.</w:t>
-      </w:r>
-      <w:proofErr w:type="spellStart"/>
-      <w:proofErr w:type="spellEnd"/>
-      <w:proofErr w:type="spellStart"/>
-      <w:proofErr w:type="spellEnd"/>
-      <w:proofErr w:type="spellStart"/>
-      <w:proofErr w:type="spellEnd"/>
-    </w:p>
-    <w:p>
-      <w:r>
-        <w:t>A.2.2. Braki danych</w:t>
-      </w:r>
-      <w:proofErr w:type="spellStart"/>
-      <w:proofErr w:type="spellEnd"/>
-      <w:proofErr w:type="spellStart"/>
+        <w:t xml:space="preserve">Rys. 1. Rozkład klas Class (129880 rekordów). Business i Eco dominują; Eco Plus (~7%) </w:t>
+      </w:r>
+      <w:r>
+        <w:rPr>
+          <w:lang w:val="pl-PL"/>
+        </w:rPr>
+        <w:t>-</w:t>
+      </w:r>
+      <w:r>
+        <w:rPr>
+          <w:lang w:val="pl-PL"/>
+        </w:rPr>
+        <w:t xml:space="preserve"> klasa mniejszościowa.</w:t>
+      </w:r>
+    </w:p>
+    <w:p>
+      <w:r>
+        <w:rPr>
+          <w:lang w:val="pl-PL"/>
+        </w:rPr>
+        <w:br w:type="column"/>
+      </w:r>
+      <w:r>
+        <w:lastRenderedPageBreak/>
+        <w:t>A.2.2. B</w:t>
+      </w:r>
+      <w:proofErr w:type="spellStart"/>
+      <w:r>
+        <w:t>raki</w:t>
+      </w:r>
+      <w:proofErr w:type="spellEnd"/>
+      <w:r>
+        <w:t xml:space="preserve"> </w:t>
+      </w:r>
+      <w:proofErr w:type="spellStart"/>
+      <w:r>
+        <w:t>danych</w:t>
+      </w:r>
       <w:proofErr w:type="spellEnd"/>
     </w:p>
     <w:p>
@@ -1726,7 +3500,6 @@
         <w:rPr>
           <w:noProof/>
         </w:rPr>
-        <w:lastRenderedPageBreak/>
         <w:drawing>
           <wp:inline distT="0" distB="0" distL="0" distR="0" wp14:anchorId="5D1CEA7A" wp14:editId="395C1FF7">
             <wp:extent cx="5486400" cy="2743200"/>
@@ -1775,24 +3548,91 @@
         <w:rPr>
           <w:lang w:val="pl-PL"/>
         </w:rPr>
-        <w:t>Rys. 2. Braki danych — jedynie Arrival Delay in Minutes ma ~0.3% NaN. Uzupełniane medianą w pipeline.</w:t>
-      </w:r>
-      <w:proofErr w:type="spellStart"/>
-      <w:proofErr w:type="spellEnd"/>
-    </w:p>
-    <w:p>
-      <w:r>
-        <w:rPr>
-          <w:lang w:val="pl-PL"/>
-        </w:rPr>
+        <w:t xml:space="preserve">Rys. 2. Braki danych </w:t>
+      </w:r>
+      <w:r>
+        <w:rPr>
+          <w:lang w:val="pl-PL"/>
+        </w:rPr>
+        <w:t>-</w:t>
+      </w:r>
+      <w:r>
+        <w:rPr>
+          <w:lang w:val="pl-PL"/>
+        </w:rPr>
+        <w:t xml:space="preserve"> jedynie </w:t>
+      </w:r>
+      <w:proofErr w:type="spellStart"/>
+      <w:r>
+        <w:rPr>
+          <w:lang w:val="pl-PL"/>
+        </w:rPr>
+        <w:t>Arrival</w:t>
+      </w:r>
+      <w:proofErr w:type="spellEnd"/>
+      <w:r>
+        <w:rPr>
+          <w:lang w:val="pl-PL"/>
+        </w:rPr>
+        <w:t xml:space="preserve"> </w:t>
+      </w:r>
+      <w:proofErr w:type="spellStart"/>
+      <w:r>
+        <w:rPr>
+          <w:lang w:val="pl-PL"/>
+        </w:rPr>
+        <w:t>Delay</w:t>
+      </w:r>
+      <w:proofErr w:type="spellEnd"/>
+      <w:r>
+        <w:rPr>
+          <w:lang w:val="pl-PL"/>
+        </w:rPr>
+        <w:t xml:space="preserve"> in </w:t>
+      </w:r>
+      <w:proofErr w:type="spellStart"/>
+      <w:r>
+        <w:rPr>
+          <w:lang w:val="pl-PL"/>
+        </w:rPr>
+        <w:t>Minutes</w:t>
+      </w:r>
+      <w:proofErr w:type="spellEnd"/>
+      <w:r>
+        <w:rPr>
+          <w:lang w:val="pl-PL"/>
+        </w:rPr>
+        <w:t xml:space="preserve"> ma ~0.3% NaN. Uzupełniane medianą w </w:t>
+      </w:r>
+      <w:proofErr w:type="spellStart"/>
+      <w:r>
+        <w:rPr>
+          <w:lang w:val="pl-PL"/>
+        </w:rPr>
+        <w:t>pipeline</w:t>
+      </w:r>
+      <w:proofErr w:type="spellEnd"/>
+      <w:r>
+        <w:rPr>
+          <w:lang w:val="pl-PL"/>
+        </w:rPr>
+        <w:t>.</w:t>
+      </w:r>
+    </w:p>
+    <w:p>
+      <w:r>
+        <w:rPr>
+          <w:lang w:val="pl-PL"/>
+        </w:rPr>
+        <w:br w:type="column"/>
+      </w:r>
+      <w:r>
+        <w:rPr>
+          <w:lang w:val="pl-PL"/>
+        </w:rPr>
+        <w:lastRenderedPageBreak/>
         <w:t>A.2.3. Rozkłady cech numerycznych</w:t>
       </w:r>
-      <w:proofErr w:type="spellStart"/>
-      <w:proofErr w:type="spellEnd"/>
-      <w:proofErr w:type="spellStart"/>
-      <w:proofErr w:type="spellEnd"/>
-      <w:proofErr w:type="spellStart"/>
-      <w:proofErr w:type="spellEnd"/>
     </w:p>
     <w:p>
       <w:pPr>
@@ -1802,7 +3642,6 @@
         <w:rPr>
           <w:noProof/>
         </w:rPr>
-        <w:lastRenderedPageBreak/>
         <w:drawing>
           <wp:inline distT="0" distB="0" distL="0" distR="0" wp14:anchorId="1E4311D0" wp14:editId="0E0F0C31">
             <wp:extent cx="5486400" cy="3657600"/>
@@ -1851,24 +3690,66 @@
         <w:rPr>
           <w:lang w:val="pl-PL"/>
         </w:rPr>
-        <w:t>Rys. 3. Histogramy cech: Age, Flight Distance, oceny usług. Różne zakresy — uzasadnia StandardScaler.</w:t>
-      </w:r>
-      <w:proofErr w:type="spellStart"/>
-      <w:proofErr w:type="spellEnd"/>
-      <w:proofErr w:type="spellStart"/>
-      <w:proofErr w:type="spellEnd"/>
-      <w:proofErr w:type="spellStart"/>
-      <w:proofErr w:type="spellEnd"/>
-    </w:p>
-    <w:p>
-      <w:r>
-        <w:t>A.2.4. Cechy a klasa podróży</w:t>
-      </w:r>
-      <w:proofErr w:type="spellStart"/>
-      <w:proofErr w:type="spellEnd"/>
-      <w:proofErr w:type="spellStart"/>
-      <w:proofErr w:type="spellEnd"/>
-      <w:proofErr w:type="spellStart"/>
+        <w:t xml:space="preserve">Rys. 3. Histogramy cech: Age, Flight Distance, oceny usług. Różne zakresy </w:t>
+      </w:r>
+      <w:r>
+        <w:rPr>
+          <w:lang w:val="pl-PL"/>
+        </w:rPr>
+        <w:t>-</w:t>
+      </w:r>
+      <w:r>
+        <w:rPr>
+          <w:lang w:val="pl-PL"/>
+        </w:rPr>
+        <w:t xml:space="preserve"> uzasadnia </w:t>
+      </w:r>
+      <w:proofErr w:type="spellStart"/>
+      <w:r>
+        <w:rPr>
+          <w:lang w:val="pl-PL"/>
+        </w:rPr>
+        <w:t>StandardScaler</w:t>
+      </w:r>
+      <w:proofErr w:type="spellEnd"/>
+      <w:r>
+        <w:rPr>
+          <w:lang w:val="pl-PL"/>
+        </w:rPr>
+        <w:t>.</w:t>
+      </w:r>
+    </w:p>
+    <w:p>
+      <w:r>
+        <w:rPr>
+          <w:lang w:val="pl-PL"/>
+        </w:rPr>
+        <w:br w:type="column"/>
+      </w:r>
+      <w:r>
+        <w:lastRenderedPageBreak/>
+        <w:t>A.2.4. C</w:t>
+      </w:r>
+      <w:proofErr w:type="spellStart"/>
+      <w:r>
+        <w:t>echy</w:t>
+      </w:r>
+      <w:proofErr w:type="spellEnd"/>
+      <w:r>
+        <w:t xml:space="preserve"> a </w:t>
+      </w:r>
+      <w:proofErr w:type="spellStart"/>
+      <w:r>
+        <w:t>klasa</w:t>
+      </w:r>
+      <w:proofErr w:type="spellEnd"/>
+      <w:r>
+        <w:t xml:space="preserve"> </w:t>
+      </w:r>
+      <w:proofErr w:type="spellStart"/>
+      <w:r>
+        <w:t>podróży</w:t>
+      </w:r>
       <w:proofErr w:type="spellEnd"/>
     </w:p>
     <w:p>
@@ -1879,7 +3760,6 @@
         <w:rPr>
           <w:noProof/>
         </w:rPr>
-        <w:lastRenderedPageBreak/>
         <w:drawing>
           <wp:inline distT="0" distB="0" distL="0" distR="0" wp14:anchorId="72536D0B" wp14:editId="058B3683">
             <wp:extent cx="5486400" cy="2194560"/>
@@ -1928,25 +3808,32 @@
         <w:rPr>
           <w:lang w:val="pl-PL"/>
         </w:rPr>
-        <w:t>Rys. 4. Związek cech z klasą podróży — Business ma wyższe oceny usług, Eco Plus trudna do odróżnienia od Eco.</w:t>
-      </w:r>
-      <w:proofErr w:type="spellStart"/>
-      <w:proofErr w:type="spellEnd"/>
-      <w:proofErr w:type="spellStart"/>
-      <w:proofErr w:type="spellEnd"/>
-      <w:proofErr w:type="spellStart"/>
-      <w:proofErr w:type="spellEnd"/>
-      <w:proofErr w:type="spellStart"/>
-      <w:proofErr w:type="spellEnd"/>
-    </w:p>
-    <w:p>
-      <w:r>
+        <w:t xml:space="preserve">Rys. 4. Związek cech z klasą podróży </w:t>
+      </w:r>
+      <w:r>
+        <w:rPr>
+          <w:lang w:val="pl-PL"/>
+        </w:rPr>
+        <w:t>-</w:t>
+      </w:r>
+      <w:r>
+        <w:rPr>
+          <w:lang w:val="pl-PL"/>
+        </w:rPr>
+        <w:t xml:space="preserve"> Business ma wyższe oceny usług, Eco Plus trudna do odróżnienia od Eco.</w:t>
+      </w:r>
+    </w:p>
+    <w:p>
+      <w:r>
+        <w:rPr>
+          <w:lang w:val="pl-PL"/>
+        </w:rPr>
+        <w:br w:type="column"/>
+      </w:r>
+      <w:r>
+        <w:lastRenderedPageBreak/>
         <w:t>A.2.5. Macierz pomyłek (confusion matrix)</w:t>
       </w:r>
-      <w:proofErr w:type="spellStart"/>
-      <w:proofErr w:type="spellEnd"/>
-      <w:proofErr w:type="spellStart"/>
-      <w:proofErr w:type="spellEnd"/>
     </w:p>
     <w:p>
       <w:pPr>
@@ -1956,7 +3843,6 @@
         <w:rPr>
           <w:noProof/>
         </w:rPr>
-        <w:lastRenderedPageBreak/>
         <w:drawing>
           <wp:inline distT="0" distB="0" distL="0" distR="0" wp14:anchorId="48B6E847" wp14:editId="2BF9B779">
             <wp:extent cx="4572000" cy="3429000"/>
@@ -2003,29 +3889,64 @@
       </w:pPr>
       <w:r>
         <w:rPr>
-          <w:lang w:val="pl-PL"/>
-        </w:rPr>
-        <w:t>Rys. 5. Macierze pomyłek side-by-side: Random Forest, MLP baseline, MLP tuned. RF ignoruje Eco Plus; MLP tuned najlepiej radzi sobie z nią.</w:t>
-      </w:r>
-      <w:proofErr w:type="spellStart"/>
-      <w:proofErr w:type="spellEnd"/>
-    </w:p>
-    <w:p>
-      <w:pPr>
-        <w:rPr>
-          <w:lang w:val="pl-PL"/>
-        </w:rPr>
-      </w:pPr>
-      <w:r>
-        <w:rPr>
-          <w:lang w:val="pl-PL"/>
-        </w:rPr>
+          <w:lang w:val="en-GB"/>
+        </w:rPr>
+        <w:t xml:space="preserve">Rys. 5. </w:t>
+      </w:r>
+      <w:proofErr w:type="spellStart"/>
+      <w:r>
+        <w:rPr>
+          <w:lang w:val="en-GB"/>
+        </w:rPr>
+        <w:t>Macierze</w:t>
+      </w:r>
+      <w:proofErr w:type="spellEnd"/>
+      <w:r>
+        <w:rPr>
+          <w:lang w:val="en-GB"/>
+        </w:rPr>
+        <w:t xml:space="preserve"> </w:t>
+      </w:r>
+      <w:proofErr w:type="spellStart"/>
+      <w:r>
+        <w:rPr>
+          <w:lang w:val="en-GB"/>
+        </w:rPr>
+        <w:t>pomyłek</w:t>
+      </w:r>
+      <w:proofErr w:type="spellEnd"/>
+      <w:r>
+        <w:rPr>
+          <w:lang w:val="en-GB"/>
+        </w:rPr>
+        <w:t xml:space="preserve"> side-by-side: Random Forest, MLP baseline, MLP tuned. </w:t>
+      </w:r>
+      <w:r>
+        <w:rPr>
+          <w:lang w:val="pl-PL"/>
+        </w:rPr>
+        <w:t>RF ignoruje Eco Plus; MLP tuned najlepiej radzi sobie z nią.</w:t>
+      </w:r>
+    </w:p>
+    <w:p>
+      <w:pPr>
+        <w:rPr>
+          <w:lang w:val="pl-PL"/>
+        </w:rPr>
+      </w:pPr>
+      <w:r>
+        <w:rPr>
+          <w:lang w:val="pl-PL"/>
+        </w:rPr>
+        <w:br w:type="column"/>
+      </w:r>
+      <w:r>
+        <w:rPr>
+          <w:lang w:val="pl-PL"/>
+        </w:rPr>
+        <w:lastRenderedPageBreak/>
         <w:t>A.2.6. Historia treningu</w:t>
       </w:r>
-      <w:proofErr w:type="spellStart"/>
-      <w:proofErr w:type="spellEnd"/>
-      <w:proofErr w:type="spellStart"/>
-      <w:proofErr w:type="spellEnd"/>
     </w:p>
     <w:p>
       <w:pPr>
@@ -2035,11 +3956,10 @@
         <w:rPr>
           <w:noProof/>
         </w:rPr>
-        <w:lastRenderedPageBreak/>
         <w:drawing>
-          <wp:inline distT="0" distB="0" distL="0" distR="0" wp14:anchorId="260061F8" wp14:editId="77BB25BB">
-            <wp:extent cx="5486400" cy="3291840"/>
-            <wp:effectExtent l="0" t="0" r="0" b="0"/>
+          <wp:inline distT="0" distB="0" distL="0" distR="0" wp14:anchorId="260061F8" wp14:editId="1C970554">
+            <wp:extent cx="5486400" cy="2053653"/>
+            <wp:effectExtent l="0" t="0" r="0" b="3810"/>
             <wp:docPr id="6" name="Picture 6"/>
             <wp:cNvGraphicFramePr>
               <a:graphicFrameLocks xmlns:a="http://schemas.openxmlformats.org/drawingml/2006/main" noChangeAspect="1"/>
@@ -2060,7 +3980,7 @@
                   <pic:spPr>
                     <a:xfrm>
                       <a:off x="0" y="0"/>
-                      <a:ext cx="5486400" cy="3291840"/>
+                      <a:ext cx="5537161" cy="2072654"/>
                     </a:xfrm>
                     <a:prstGeom prst="rect">
                       <a:avLst/>
@@ -2084,24 +4004,36 @@
         <w:rPr>
           <w:lang w:val="pl-PL"/>
         </w:rPr>
-        <w:t>Rys. 6. Train/val loss i walidacyjne macro F1 po epokach. Strata spada, F1 rośnie i stabilizuje się przed early stopping.</w:t>
-      </w:r>
-      <w:proofErr w:type="spellStart"/>
-      <w:proofErr w:type="spellEnd"/>
-      <w:proofErr w:type="spellStart"/>
-      <w:proofErr w:type="spellEnd"/>
-      <w:proofErr w:type="spellStart"/>
-      <w:proofErr w:type="spellEnd"/>
-      <w:proofErr w:type="spellStart"/>
-      <w:proofErr w:type="spellEnd"/>
-      <w:proofErr w:type="spellStart"/>
-      <w:proofErr w:type="spellEnd"/>
-      <w:proofErr w:type="spellStart"/>
-      <w:proofErr w:type="spellEnd"/>
-      <w:proofErr w:type="spellStart"/>
-      <w:proofErr w:type="spellEnd"/>
-      <w:proofErr w:type="spellStart"/>
-      <w:proofErr w:type="spellEnd"/>
+        <w:t xml:space="preserve">Rys. 6. Train/val loss i walidacyjne macro F1 po epokach. Strata spada, F1 rośnie i stabilizuje się przed </w:t>
+      </w:r>
+      <w:proofErr w:type="spellStart"/>
+      <w:r>
+        <w:rPr>
+          <w:lang w:val="pl-PL"/>
+        </w:rPr>
+        <w:t>early</w:t>
+      </w:r>
+      <w:proofErr w:type="spellEnd"/>
+      <w:r>
+        <w:rPr>
+          <w:lang w:val="pl-PL"/>
+        </w:rPr>
+        <w:t xml:space="preserve"> </w:t>
+      </w:r>
+      <w:proofErr w:type="spellStart"/>
+      <w:r>
+        <w:rPr>
+          <w:lang w:val="pl-PL"/>
+        </w:rPr>
+        <w:t>stopping</w:t>
+      </w:r>
+      <w:proofErr w:type="spellEnd"/>
+      <w:r>
+        <w:rPr>
+          <w:lang w:val="pl-PL"/>
+        </w:rPr>
+        <w:t>.</w:t>
+      </w:r>
     </w:p>
     <w:p>
       <w:pPr>
@@ -2148,14 +4080,22 @@
         <w:rPr>
           <w:lang w:val="pl-PL"/>
         </w:rPr>
-        <w:t>Rys. 7. Porównanie modeli na zbiorze testowym. Najwyższe F1-macro: MLP tuned (0.6529).</w:t>
-      </w:r>
-      <w:proofErr w:type="spellStart"/>
-      <w:proofErr w:type="spellEnd"/>
-      <w:proofErr w:type="spellStart"/>
-      <w:proofErr w:type="spellEnd"/>
-      <w:proofErr w:type="spellStart"/>
-      <w:proofErr w:type="spellEnd"/>
+        <w:t xml:space="preserve">Rys. 7. Porównanie modeli na zbiorze testowym. Najwyższe F1-macro: MLP </w:t>
+      </w:r>
+      <w:proofErr w:type="spellStart"/>
+      <w:r>
+        <w:rPr>
+          <w:lang w:val="pl-PL"/>
+        </w:rPr>
+        <w:t>tuned</w:t>
+      </w:r>
+      <w:proofErr w:type="spellEnd"/>
+      <w:r>
+        <w:rPr>
+          <w:lang w:val="pl-PL"/>
+        </w:rPr>
+        <w:t xml:space="preserve"> (0.6529).</w:t>
+      </w:r>
     </w:p>
     <w:p>
       <w:pPr>
@@ -2177,8 +4117,8 @@
         <w:tblLook w:val="04A0" w:firstRow="1" w:lastRow="0" w:firstColumn="1" w:lastColumn="0" w:noHBand="0" w:noVBand="1"/>
       </w:tblPr>
       <w:tblGrid>
-        <w:gridCol w:w="2334"/>
-        <w:gridCol w:w="2332"/>
+        <w:gridCol w:w="2333"/>
+        <w:gridCol w:w="2333"/>
         <w:gridCol w:w="2332"/>
         <w:gridCol w:w="2332"/>
         <w:gridCol w:w="2332"/>
@@ -2200,11 +4140,9 @@
             <w:tcW w:w="2334" w:type="dxa"/>
           </w:tcPr>
           <w:p>
-            <w:proofErr w:type="spellStart"/>
             <w:r>
               <w:t>Accuracy</w:t>
             </w:r>
-            <w:proofErr w:type="spellEnd"/>
           </w:p>
         </w:tc>
         <w:tc>
@@ -2305,7 +4243,7 @@
           </w:tcPr>
           <w:p>
             <w:r>
-              <w:t>—</w:t>
+              <w:t>-</w:t>
             </w:r>
           </w:p>
         </w:tc>
@@ -2429,7 +4367,7 @@
           </w:tcPr>
           <w:p>
             <w:r>
-              <w:t>—</w:t>
+              <w:t>-</w:t>
             </w:r>
           </w:p>
         </w:tc>
@@ -2467,6 +4405,20 @@
         <w:rPr>
           <w:lang w:val="pl-PL"/>
         </w:rPr>
+        <w:br/>
+      </w:r>
+    </w:p>
+    <w:p>
+      <w:pPr>
+        <w:jc w:val="center"/>
+        <w:rPr>
+          <w:lang w:val="pl-PL"/>
+        </w:rPr>
+      </w:pPr>
+      <w:r>
+        <w:rPr>
+          <w:lang w:val="pl-PL"/>
+        </w:rPr>
         <w:t>Rys. 8. Macierz pomyłek MLP tuned na teście (19483 próbek). Business dobrze rozpoznawany; Eco Plus mylona z Eco.</w:t>
       </w:r>
     </w:p>
@@ -2480,6 +4432,13 @@
         <w:rPr>
           <w:lang w:val="pl-PL"/>
         </w:rPr>
+        <w:br w:type="column"/>
+      </w:r>
+      <w:r>
+        <w:rPr>
+          <w:lang w:val="pl-PL"/>
+        </w:rPr>
+        <w:lastRenderedPageBreak/>
         <w:t>A.3.3. Scheduler learning rate</w:t>
       </w:r>
     </w:p>
@@ -2491,7 +4450,6 @@
         <w:rPr>
           <w:noProof/>
         </w:rPr>
-        <w:lastRenderedPageBreak/>
         <w:drawing>
           <wp:inline distT="0" distB="0" distL="0" distR="0" wp14:anchorId="6524076E" wp14:editId="323DEEE3">
             <wp:extent cx="5029200" cy="3771900"/>
@@ -2538,32 +4496,158 @@
       </w:pPr>
       <w:r>
         <w:rPr>
-          <w:lang w:val="pl-PL"/>
-        </w:rPr>
-        <w:t>Rys. 9. ReduceLROnPlateau — LR obniżany gdy val macro F1 stagnuje. Pozwala na dokładniejsze strojenie w końcowych epokach.</w:t>
-      </w:r>
-      <w:proofErr w:type="spellStart"/>
-      <w:proofErr w:type="spellEnd"/>
-      <w:proofErr w:type="spellStart"/>
-      <w:proofErr w:type="spellEnd"/>
-      <w:proofErr w:type="spellStart"/>
-      <w:proofErr w:type="spellEnd"/>
-      <w:proofErr w:type="spellStart"/>
-      <w:proofErr w:type="spellEnd"/>
-      <w:proofErr w:type="spellStart"/>
-      <w:proofErr w:type="spellEnd"/>
-    </w:p>
-    <w:p>
-      <w:r>
-        <w:rPr>
-          <w:lang w:val="pl-PL"/>
-        </w:rPr>
-        <w:t>A.3.4. Grid search — najlepsze konfiguracje</w:t>
-      </w:r>
-      <w:proofErr w:type="spellStart"/>
-      <w:proofErr w:type="spellEnd"/>
-      <w:proofErr w:type="spellStart"/>
-      <w:proofErr w:type="spellEnd"/>
+          <w:lang w:val="en-GB"/>
+        </w:rPr>
+        <w:t xml:space="preserve">Rys. 9. </w:t>
+      </w:r>
+      <w:proofErr w:type="spellStart"/>
+      <w:r>
+        <w:rPr>
+          <w:lang w:val="en-GB"/>
+        </w:rPr>
+        <w:t>ReduceLROnPlateau</w:t>
+      </w:r>
+      <w:proofErr w:type="spellEnd"/>
+      <w:r>
+        <w:rPr>
+          <w:lang w:val="en-GB"/>
+        </w:rPr>
+        <w:t xml:space="preserve"> </w:t>
+      </w:r>
+      <w:r>
+        <w:rPr>
+          <w:lang w:val="en-GB"/>
+        </w:rPr>
+        <w:t>-</w:t>
+      </w:r>
+      <w:r>
+        <w:rPr>
+          <w:lang w:val="en-GB"/>
+        </w:rPr>
+        <w:t xml:space="preserve"> LR </w:t>
+      </w:r>
+      <w:proofErr w:type="spellStart"/>
+      <w:r>
+        <w:rPr>
+          <w:lang w:val="en-GB"/>
+        </w:rPr>
+        <w:t>obniżany</w:t>
+      </w:r>
+      <w:proofErr w:type="spellEnd"/>
+      <w:r>
+        <w:rPr>
+          <w:lang w:val="en-GB"/>
+        </w:rPr>
+        <w:t xml:space="preserve"> </w:t>
+      </w:r>
+      <w:proofErr w:type="spellStart"/>
+      <w:r>
+        <w:rPr>
+          <w:lang w:val="en-GB"/>
+        </w:rPr>
+        <w:t>gdy</w:t>
+      </w:r>
+      <w:proofErr w:type="spellEnd"/>
+      <w:r>
+        <w:rPr>
+          <w:lang w:val="en-GB"/>
+        </w:rPr>
+        <w:t xml:space="preserve"> </w:t>
+      </w:r>
+      <w:proofErr w:type="spellStart"/>
+      <w:r>
+        <w:rPr>
+          <w:lang w:val="en-GB"/>
+        </w:rPr>
+        <w:t>val</w:t>
+      </w:r>
+      <w:proofErr w:type="spellEnd"/>
+      <w:r>
+        <w:rPr>
+          <w:lang w:val="en-GB"/>
+        </w:rPr>
+        <w:t xml:space="preserve"> macro F1 </w:t>
+      </w:r>
+      <w:proofErr w:type="spellStart"/>
+      <w:r>
+        <w:rPr>
+          <w:lang w:val="en-GB"/>
+        </w:rPr>
+        <w:t>stagnuje</w:t>
+      </w:r>
+      <w:proofErr w:type="spellEnd"/>
+      <w:r>
+        <w:rPr>
+          <w:lang w:val="en-GB"/>
+        </w:rPr>
+        <w:t xml:space="preserve">. </w:t>
+      </w:r>
+      <w:r>
+        <w:rPr>
+          <w:lang w:val="pl-PL"/>
+        </w:rPr>
+        <w:t>Pozwala na dokładniejsze strojenie w końcowych epokach.</w:t>
+      </w:r>
+    </w:p>
+    <w:p>
+      <w:pPr>
+        <w:rPr>
+          <w:lang w:val="pl-PL"/>
+        </w:rPr>
+      </w:pPr>
+      <w:r>
+        <w:rPr>
+          <w:lang w:val="pl-PL"/>
+        </w:rPr>
+        <w:br w:type="column"/>
+      </w:r>
+      <w:r>
+        <w:rPr>
+          <w:lang w:val="pl-PL"/>
+        </w:rPr>
+        <w:lastRenderedPageBreak/>
+        <w:t xml:space="preserve">A.3.4. </w:t>
+      </w:r>
+      <w:proofErr w:type="spellStart"/>
+      <w:r>
+        <w:rPr>
+          <w:lang w:val="pl-PL"/>
+        </w:rPr>
+        <w:t>Grid</w:t>
+      </w:r>
+      <w:proofErr w:type="spellEnd"/>
+      <w:r>
+        <w:rPr>
+          <w:lang w:val="pl-PL"/>
+        </w:rPr>
+        <w:t xml:space="preserve"> </w:t>
+      </w:r>
+      <w:proofErr w:type="spellStart"/>
+      <w:r>
+        <w:rPr>
+          <w:lang w:val="pl-PL"/>
+        </w:rPr>
+        <w:t>search</w:t>
+      </w:r>
+      <w:proofErr w:type="spellEnd"/>
+      <w:r>
+        <w:rPr>
+          <w:lang w:val="pl-PL"/>
+        </w:rPr>
+        <w:t xml:space="preserve"> </w:t>
+      </w:r>
+      <w:r>
+        <w:rPr>
+          <w:lang w:val="pl-PL"/>
+        </w:rPr>
+        <w:t>-</w:t>
+      </w:r>
+      <w:r>
+        <w:rPr>
+          <w:lang w:val="pl-PL"/>
+        </w:rPr>
+        <w:t xml:space="preserve"> najlepsze konfiguracje</w:t>
+      </w:r>
     </w:p>
     <w:p>
       <w:pPr>
@@ -2573,7 +4657,6 @@
         <w:rPr>
           <w:noProof/>
         </w:rPr>
-        <w:lastRenderedPageBreak/>
         <w:drawing>
           <wp:inline distT="0" distB="0" distL="0" distR="0" wp14:anchorId="0D0251D6" wp14:editId="2D0A2A47">
             <wp:extent cx="5486400" cy="3840480"/>
@@ -2619,24 +4702,45 @@
         </w:rPr>
       </w:pPr>
       <w:r>
-        <w:t>Rys. 10. Top konfiguracje z grid search (18 total). Najlepsza: MLP512x256x128_d0.30_lr1e-03 (val F1=0.6591).</w:t>
-      </w:r>
-      <w:proofErr w:type="spellStart"/>
-      <w:proofErr w:type="spellEnd"/>
-      <w:proofErr w:type="spellStart"/>
-      <w:proofErr w:type="spellEnd"/>
-    </w:p>
-    <w:p>
-      <w:pPr>
-        <w:rPr>
-          <w:lang w:val="en-GB"/>
-        </w:rPr>
-      </w:pPr>
-      <w:r>
+        <w:t xml:space="preserve">Rys. 10. Top konfiguracje z grid search (18 total). </w:t>
+      </w:r>
+      <w:r>
+        <w:rPr>
+          <w:lang w:val="pl-PL"/>
+        </w:rPr>
+        <w:t>Najlepsza: MLP512x256x128_d0.30_lr1e-03 (</w:t>
+      </w:r>
+      <w:proofErr w:type="spellStart"/>
+      <w:r>
+        <w:rPr>
+          <w:lang w:val="pl-PL"/>
+        </w:rPr>
+        <w:t>val</w:t>
+      </w:r>
+      <w:proofErr w:type="spellEnd"/>
+      <w:r>
+        <w:rPr>
+          <w:lang w:val="pl-PL"/>
+        </w:rPr>
+        <w:t xml:space="preserve"> F1=0.6591).</w:t>
+      </w:r>
+    </w:p>
+    <w:p>
+      <w:pPr>
+        <w:rPr>
+          <w:lang w:val="en-GB"/>
+        </w:rPr>
+      </w:pPr>
+      <w:r>
+        <w:rPr>
+          <w:lang w:val="en-GB"/>
+        </w:rPr>
+        <w:br w:type="column"/>
+      </w:r>
+      <w:r>
+        <w:lastRenderedPageBreak/>
         <w:t>A.4. Dashboard Streamlit (streamlit_app.py)</w:t>
       </w:r>
-      <w:proofErr w:type="spellStart"/>
-      <w:proofErr w:type="spellEnd"/>
     </w:p>
     <w:p>
       <w:pPr>
@@ -2649,52 +4753,114 @@
         <w:rPr>
           <w:lang w:val="pl-PL"/>
         </w:rPr>
-        <w:t>•  Podsumowanie — metryki najlepszego modelu, tabela porównawcza.</w:t>
-      </w:r>
-      <w:proofErr w:type="spellStart"/>
-      <w:proofErr w:type="spellEnd"/>
-      <w:proofErr w:type="spellStart"/>
-      <w:proofErr w:type="spellEnd"/>
-      <w:proofErr w:type="spellStart"/>
-      <w:proofErr w:type="spellEnd"/>
+        <w:t xml:space="preserve">•  Podsumowanie </w:t>
+      </w:r>
+      <w:r>
+        <w:rPr>
+          <w:lang w:val="pl-PL"/>
+        </w:rPr>
+        <w:t>-</w:t>
+      </w:r>
+      <w:r>
+        <w:rPr>
+          <w:lang w:val="pl-PL"/>
+        </w:rPr>
+        <w:t xml:space="preserve"> metryki najlepszego modelu, tabela porównawcza.</w:t>
+      </w:r>
     </w:p>
     <w:p>
       <w:pPr>
         <w:pStyle w:val="ListParagraph"/>
         <w:rPr>
-          <w:lang w:val="pl-PL"/>
-        </w:rPr>
-      </w:pPr>
-      <w:r>
-        <w:rPr>
-          <w:lang w:val="pl-PL"/>
-        </w:rPr>
-        <w:t>•  Raporty — classification_report per model.</w:t>
-      </w:r>
-      <w:proofErr w:type="spellStart"/>
-      <w:proofErr w:type="spellEnd"/>
-      <w:proofErr w:type="spellStart"/>
-      <w:proofErr w:type="spellEnd"/>
+          <w:lang w:val="en-GB"/>
+        </w:rPr>
+      </w:pPr>
+      <w:r>
+        <w:rPr>
+          <w:lang w:val="en-GB"/>
+        </w:rPr>
+        <w:t xml:space="preserve">•  </w:t>
+      </w:r>
+      <w:proofErr w:type="spellStart"/>
+      <w:r>
+        <w:rPr>
+          <w:lang w:val="en-GB"/>
+        </w:rPr>
+        <w:t>Raporty</w:t>
+      </w:r>
+      <w:proofErr w:type="spellEnd"/>
+      <w:r>
+        <w:rPr>
+          <w:lang w:val="en-GB"/>
+        </w:rPr>
+        <w:t xml:space="preserve"> </w:t>
+      </w:r>
+      <w:r>
+        <w:rPr>
+          <w:lang w:val="en-GB"/>
+        </w:rPr>
+        <w:t>-</w:t>
+      </w:r>
+      <w:r>
+        <w:rPr>
+          <w:lang w:val="en-GB"/>
+        </w:rPr>
+        <w:t xml:space="preserve"> </w:t>
+      </w:r>
+      <w:proofErr w:type="spellStart"/>
+      <w:r>
+        <w:rPr>
+          <w:lang w:val="en-GB"/>
+        </w:rPr>
+        <w:t>classification_report</w:t>
+      </w:r>
+      <w:proofErr w:type="spellEnd"/>
+      <w:r>
+        <w:rPr>
+          <w:lang w:val="en-GB"/>
+        </w:rPr>
+        <w:t xml:space="preserve"> per model.</w:t>
+      </w:r>
     </w:p>
     <w:p>
       <w:pPr>
         <w:pStyle w:val="ListParagraph"/>
         <w:rPr>
-          <w:lang w:val="pl-PL"/>
-        </w:rPr>
-      </w:pPr>
-      <w:r>
-        <w:rPr>
-          <w:lang w:val="pl-PL"/>
-        </w:rPr>
-        <w:t>•  Wykresy — confusion matrices, loss/F1, scheduler LR.</w:t>
-      </w:r>
-      <w:proofErr w:type="spellStart"/>
-      <w:proofErr w:type="spellEnd"/>
-      <w:proofErr w:type="spellStart"/>
-      <w:proofErr w:type="spellEnd"/>
-      <w:proofErr w:type="spellStart"/>
-      <w:proofErr w:type="spellEnd"/>
+          <w:lang w:val="en-GB"/>
+        </w:rPr>
+      </w:pPr>
+      <w:r>
+        <w:rPr>
+          <w:lang w:val="en-GB"/>
+        </w:rPr>
+        <w:t xml:space="preserve">•  </w:t>
+      </w:r>
+      <w:proofErr w:type="spellStart"/>
+      <w:r>
+        <w:rPr>
+          <w:lang w:val="en-GB"/>
+        </w:rPr>
+        <w:t>Wykresy</w:t>
+      </w:r>
+      <w:proofErr w:type="spellEnd"/>
+      <w:r>
+        <w:rPr>
+          <w:lang w:val="en-GB"/>
+        </w:rPr>
+        <w:t xml:space="preserve"> </w:t>
+      </w:r>
+      <w:r>
+        <w:rPr>
+          <w:lang w:val="en-GB"/>
+        </w:rPr>
+        <w:t>-</w:t>
+      </w:r>
+      <w:r>
+        <w:rPr>
+          <w:lang w:val="en-GB"/>
+        </w:rPr>
+        <w:t xml:space="preserve"> confusion matrices, loss/F1, scheduler LR.</w:t>
+      </w:r>
     </w:p>
     <w:p>
       <w:pPr>
@@ -2707,7 +4873,19 @@
         <w:rPr>
           <w:lang w:val="pl-PL"/>
         </w:rPr>
-        <w:t>•  Wnioski — interpretacja wyników po polsku.</w:t>
+        <w:t xml:space="preserve">•  Wnioski </w:t>
+      </w:r>
+      <w:r>
+        <w:rPr>
+          <w:lang w:val="pl-PL"/>
+        </w:rPr>
+        <w:t>-</w:t>
+      </w:r>
+      <w:r>
+        <w:rPr>
+          <w:lang w:val="pl-PL"/>
+        </w:rPr>
+        <w:t xml:space="preserve"> interpretacja wyników po polsku.</w:t>
       </w:r>
     </w:p>
     <w:p>
@@ -2721,10 +4899,48 @@
         <w:rPr>
           <w:lang w:val="pl-PL"/>
         </w:rPr>
-        <w:t>•  Pliki — lista artefaktów w results/airline/.</w:t>
-      </w:r>
-      <w:proofErr w:type="spellStart"/>
-      <w:proofErr w:type="spellEnd"/>
+        <w:t xml:space="preserve">•  Pliki </w:t>
+      </w:r>
+      <w:r>
+        <w:rPr>
+          <w:lang w:val="pl-PL"/>
+        </w:rPr>
+        <w:t>-</w:t>
+      </w:r>
+      <w:r>
+        <w:rPr>
+          <w:lang w:val="pl-PL"/>
+        </w:rPr>
+        <w:t xml:space="preserve"> lista artefaktów w </w:t>
+      </w:r>
+      <w:proofErr w:type="spellStart"/>
+      <w:r>
+        <w:rPr>
+          <w:lang w:val="pl-PL"/>
+        </w:rPr>
+        <w:t>results</w:t>
+      </w:r>
+      <w:proofErr w:type="spellEnd"/>
+      <w:r>
+        <w:rPr>
+          <w:lang w:val="pl-PL"/>
+        </w:rPr>
+        <w:t>/</w:t>
+      </w:r>
+      <w:proofErr w:type="spellStart"/>
+      <w:r>
+        <w:rPr>
+          <w:lang w:val="pl-PL"/>
+        </w:rPr>
+        <w:t>airline</w:t>
+      </w:r>
+      <w:proofErr w:type="spellEnd"/>
+      <w:r>
+        <w:rPr>
+          <w:lang w:val="pl-PL"/>
+        </w:rPr>
+        <w:t>/.</w:t>
+      </w:r>
     </w:p>
     <w:p>
       <w:pPr>
@@ -2739,8 +4955,6 @@
         </w:rPr>
         <w:t>•  Przycisk 'Uruchom eksperyment' - trening z poziomu UI.</w:t>
       </w:r>
-      <w:proofErr w:type="spellStart"/>
-      <w:proofErr w:type="spellEnd"/>
     </w:p>
     <w:p>
       <w:pPr>
@@ -2753,7 +4967,47 @@
         <w:rPr>
           <w:lang w:val="pl-PL"/>
         </w:rPr>
-        <w:t>•  Grid search — top 10 konfiguracji z walidacyjnym F1.</w:t>
+        <w:t xml:space="preserve">•  </w:t>
+      </w:r>
+      <w:proofErr w:type="spellStart"/>
+      <w:r>
+        <w:rPr>
+          <w:lang w:val="pl-PL"/>
+        </w:rPr>
+        <w:t>Grid</w:t>
+      </w:r>
+      <w:proofErr w:type="spellEnd"/>
+      <w:r>
+        <w:rPr>
+          <w:lang w:val="pl-PL"/>
+        </w:rPr>
+        <w:t xml:space="preserve"> </w:t>
+      </w:r>
+      <w:proofErr w:type="spellStart"/>
+      <w:r>
+        <w:rPr>
+          <w:lang w:val="pl-PL"/>
+        </w:rPr>
+        <w:t>search</w:t>
+      </w:r>
+      <w:proofErr w:type="spellEnd"/>
+      <w:r>
+        <w:rPr>
+          <w:lang w:val="pl-PL"/>
+        </w:rPr>
+        <w:t xml:space="preserve"> </w:t>
+      </w:r>
+      <w:r>
+        <w:rPr>
+          <w:lang w:val="pl-PL"/>
+        </w:rPr>
+        <w:t>-</w:t>
+      </w:r>
+      <w:r>
+        <w:rPr>
+          <w:lang w:val="pl-PL"/>
+        </w:rPr>
+        <w:t xml:space="preserve"> top 10 konfiguracji z walidacyjnym F1.</w:t>
       </w:r>
     </w:p>
     <w:p>
@@ -2767,7 +5021,19 @@
         <w:rPr>
           <w:lang w:val="pl-PL"/>
         </w:rPr>
-        <w:t>•  Eksplorator danych — podgląd plików wynikowych.</w:t>
+        <w:t xml:space="preserve">•  Eksplorator danych </w:t>
+      </w:r>
+      <w:r>
+        <w:rPr>
+          <w:lang w:val="pl-PL"/>
+        </w:rPr>
+        <w:t>-</w:t>
+      </w:r>
+      <w:r>
+        <w:rPr>
+          <w:lang w:val="pl-PL"/>
+        </w:rPr>
+        <w:t xml:space="preserve"> podgląd plików wynikowych.</w:t>
       </w:r>
     </w:p>
     <w:p>
@@ -2782,10 +5048,6 @@
         </w:rPr>
         <w:t>Dashboard korzysta z plików w results/airline/ wygenerowanych przez run_experiment.py. Uruchomienie: ./start.sh lub streamlit run streamlit_app.py.</w:t>
       </w:r>
-      <w:proofErr w:type="spellStart"/>
-      <w:proofErr w:type="spellEnd"/>
-      <w:proofErr w:type="spellStart"/>
-      <w:proofErr w:type="spellEnd"/>
     </w:p>
     <w:sectPr>
       <w:pgSz w:w="16838" w:h="11906" w:orient="landscape"/>
